--- a/por/docx/52.content.docx
+++ b/por/docx/52.content.docx
@@ -28,49 +28,15 @@
       </w:r>
     </w:p>
     <w:p>
-      <w:pPr>
-        <w:pStyle w:val="Heading2"/>
-      </w:pPr>
-      <w:r>
-        <w:rPr>
-          <w:lang w:val="pt_PT" w:bidi="pt_PT"/>
-        </w:rPr>
-        <w:t>License Information</w:t>
-      </w:r>
-      <w:r>
-        <w:rPr>
-          <w:lang w:val="pt_PT" w:bidi="pt_PT"/>
-        </w:rPr>
-      </w:r>
-    </w:p>
-    <w:p>
-      <w:pPr/>
-      <w:r>
-        <w:rPr>
-          <w:lang w:val="pt_PT" w:bidi="pt_PT"/>
-        </w:rPr>
-      </w:r>
-      <w:r>
-        <w:rPr>
-          <w:b/>
-          <w:lang w:val="pt_PT" w:bidi="pt_PT"/>
-        </w:rPr>
-        <w:t>Notas de Tradução (unfoldingWord)</w:t>
-      </w:r>
-      <w:r>
-        <w:rPr>
-          <w:lang w:val="pt_PT" w:bidi="pt_PT"/>
-        </w:rPr>
-        <w:t xml:space="preserve"> (Portuguese) is based on</w:t>
-      </w:r>
-      <w:r>
-        <w:rPr>
-          <w:lang w:val="pt_PT" w:bidi="pt_PT"/>
-        </w:rPr>
-        <w:t xml:space="preserve">: </w:t>
-      </w:r>
-      <w:r>
-        <w:rPr>
+      <w:pPr/>
+      <w:r>
+        <w:rPr>
+          <w:lang w:val="pt_PT" w:bidi="pt_PT"/>
+        </w:rPr>
+      </w:r>
+      <w:r>
+        <w:rPr>
+          <w:b/>
           <w:lang w:val="pt_PT" w:bidi="pt_PT"/>
         </w:rPr>
         <w:t>unfoldingWord® Translation Notes</w:t>
@@ -79,62 +45,31 @@
         <w:rPr>
           <w:lang w:val="pt_PT" w:bidi="pt_PT"/>
         </w:rPr>
-        <w:t xml:space="preserve">, </w:t>
-      </w:r>
-      <w:hyperlink r:id="rId13">
-        <w:r>
-          <w:rPr>
-            <w:lang w:val="pt_PT" w:bidi="pt_PT"/>
-          </w:rPr>
-          <w:rPr>
-            <w:color w:val="0000EE"/>
-            <w:u w:val="single"/>
-          </w:rPr>
-          <w:t>unfoldingWord</w:t>
-        </w:r>
-      </w:hyperlink>
-      <w:r>
-        <w:rPr>
-          <w:lang w:val="pt_PT" w:bidi="pt_PT"/>
-        </w:rPr>
-        <w:t xml:space="preserve">, 2022, which is licensed under a </w:t>
-      </w:r>
-      <w:hyperlink r:id="rId14">
-        <w:r>
-          <w:rPr>
-            <w:lang w:val="pt_PT" w:bidi="pt_PT"/>
-          </w:rPr>
-          <w:rPr>
-            <w:color w:val="0000EE"/>
-            <w:u w:val="single"/>
-          </w:rPr>
-          <w:t>CC BY-SA 4.0 license</w:t>
-        </w:r>
-      </w:hyperlink>
-      <w:r>
-        <w:rPr>
-          <w:lang w:val="pt_PT" w:bidi="pt_PT"/>
-        </w:rPr>
-        <w:t>.</w:t>
-      </w:r>
-      <w:r>
-        <w:rPr>
-          <w:lang w:val="pt_PT" w:bidi="pt_PT"/>
-        </w:rPr>
-      </w:r>
-    </w:p>
-    <w:p>
-      <w:pPr/>
-      <w:r>
-        <w:rPr>
-          <w:lang w:val="pt_PT" w:bidi="pt_PT"/>
-        </w:rPr>
-      </w:r>
-      <w:r>
-        <w:rPr>
-          <w:lang w:val="pt_PT" w:bidi="pt_PT"/>
-        </w:rPr>
-        <w:t>This PDF version is provided under the same license.</w:t>
+        <w:t xml:space="preserve"> © 2022 unfoldingWord. Released under CC BY-SA 4.0 license. </w:t>
+      </w:r>
+      <w:r>
+        <w:rPr>
+          <w:lang w:val="pt_PT" w:bidi="pt_PT"/>
+        </w:rPr>
+        <w:t>unfoldingWord® Translation Notes</w:t>
+      </w:r>
+      <w:r>
+        <w:rPr>
+          <w:lang w:val="pt_PT" w:bidi="pt_PT"/>
+        </w:rPr>
+        <w:t xml:space="preserve"> has been adapted in the following languages: Tok Pisin, Arabic (عربي), French (Français), Hindi (हिंदी), Indonesian (Bahasa Indonesia), Portuguese (Português), Russian (Русский), Spanish (Español), Swahili (Kiswahili), and Simplified Chinese (简体中文) from </w:t>
+      </w:r>
+      <w:r>
+        <w:rPr>
+          <w:lang w:val="pt_PT" w:bidi="pt_PT"/>
+        </w:rPr>
+        <w:t>unfoldingWord® Translation Notes</w:t>
+      </w:r>
+      <w:r>
+        <w:rPr>
+          <w:lang w:val="pt_PT" w:bidi="pt_PT"/>
+        </w:rPr>
+        <w:t xml:space="preserve"> © 2022 unfoldingWord. Released under CC BY-SA 4.0 license by Mission Mutual</w:t>
       </w:r>
       <w:r>
         <w:rPr>
@@ -990,7 +925,7 @@
         </w:rPr>
         <w:t xml:space="preserve">, o “Filho” (veja </w:t>
       </w:r>
-      <w:hyperlink r:id="rId15">
+      <w:hyperlink r:id="rId13">
         <w:r>
           <w:rPr>
             <w:lang w:val="pt_PT" w:bidi="pt_PT"/>
@@ -1876,7 +1811,7 @@
         </w:rPr>
         <w:t>. Tradução alternativa: “mencionando vocês continuamente em nossas orações”; (2) “lembramos” no versículo seguinte (</w:t>
       </w:r>
-      <w:hyperlink r:id="rId16">
+      <w:hyperlink r:id="rId14">
         <w:r>
           <w:rPr>
             <w:lang w:val="pt_PT" w:bidi="pt_PT"/>
@@ -3049,7 +2984,7 @@
         </w:rPr>
         <w:t xml:space="preserve"> introduz uma razão pela qual Paulo e aqueles com ele dão graças a Deus (veja </w:t>
       </w:r>
-      <w:hyperlink r:id="rId17">
+      <w:hyperlink r:id="rId15">
         <w:r>
           <w:rPr>
             <w:lang w:val="pt_PT" w:bidi="pt_PT"/>
@@ -3596,7 +3531,7 @@
         </w:rPr>
         <w:t xml:space="preserve"> introduz a razão pela qual Paulo e aqueles com ele têm certeza sobre a “escolha” dos tessalonicenses (veja </w:t>
       </w:r>
-      <w:hyperlink r:id="rId18">
+      <w:hyperlink r:id="rId16">
         <w:r>
           <w:rPr>
             <w:lang w:val="pt_PT" w:bidi="pt_PT"/>
@@ -5076,7 +5011,7 @@
         </w:rPr>
         <w:t xml:space="preserve"> introduz um resultado de como os tessalonicenses se tornaram imitadores de Paulo, seus companheiros e do Senhor (veja </w:t>
       </w:r>
-      <w:hyperlink r:id="rId19">
+      <w:hyperlink r:id="rId17">
         <w:r>
           <w:rPr>
             <w:lang w:val="pt_PT" w:bidi="pt_PT"/>
@@ -5871,7 +5806,7 @@
         </w:rPr>
         <w:t xml:space="preserve">Veja como você traduziu as frases semelhantes em </w:t>
       </w:r>
-      <w:hyperlink r:id="rId20">
+      <w:hyperlink r:id="rId18">
         <w:r>
           <w:rPr>
             <w:lang w:val="pt_PT" w:bidi="pt_PT"/>
@@ -6581,7 +6516,7 @@
         </w:rPr>
         <w:t xml:space="preserve"> introduz a razão pela qual Paulo e seus companheiros não precisam dizer nada sobre os tessalonicenses (veja </w:t>
       </w:r>
-      <w:hyperlink r:id="rId21">
+      <w:hyperlink r:id="rId19">
         <w:r>
           <w:rPr>
             <w:lang w:val="pt_PT" w:bidi="pt_PT"/>
@@ -7539,7 +7474,7 @@
         </w:rPr>
         <w:t xml:space="preserve"> é paralela à frase “seguir e servir” no versículo anterior (</w:t>
       </w:r>
-      <w:hyperlink r:id="rId22">
+      <w:hyperlink r:id="rId20">
         <w:r>
           <w:rPr>
             <w:lang w:val="pt_PT" w:bidi="pt_PT"/>
@@ -8589,7 +8524,7 @@
         </w:rPr>
         <w:t xml:space="preserve"> introduz uma explicação mais detalhada sobre a "entrada" que Paulo e seus companheiros tiveram entre os tessalonicenses (veja </w:t>
       </w:r>
-      <w:hyperlink r:id="rId22">
+      <w:hyperlink r:id="rId20">
         <w:r>
           <w:rPr>
             <w:lang w:val="pt_PT" w:bidi="pt_PT"/>
@@ -8607,7 +8542,7 @@
         </w:rPr>
         <w:t xml:space="preserve">). Esta explicação é encontrada em </w:t>
       </w:r>
-      <w:hyperlink r:id="rId23">
+      <w:hyperlink r:id="rId21">
         <w:r>
           <w:rPr>
             <w:lang w:val="pt_PT" w:bidi="pt_PT"/>
@@ -8847,7 +8782,7 @@
         </w:rPr>
         <w:t xml:space="preserve">No texto original, assim como em </w:t>
       </w:r>
-      <w:hyperlink r:id="rId22">
+      <w:hyperlink r:id="rId20">
         <w:r>
           <w:rPr>
             <w:lang w:val="pt_PT" w:bidi="pt_PT"/>
@@ -9113,7 +9048,7 @@
         </w:rPr>
         <w:t xml:space="preserve"> introduz um contraste com a possibilidade de Paulo e seus companheiros terem visitado os tessalonicenses “sem proveito” (veja </w:t>
       </w:r>
-      <w:hyperlink r:id="rId24">
+      <w:hyperlink r:id="rId22">
         <w:r>
           <w:rPr>
             <w:lang w:val="pt_PT" w:bidi="pt_PT"/>
@@ -9229,7 +9164,7 @@
         </w:rPr>
         <w:t xml:space="preserve">Essas palavras fornecem informações de pano de fundo sobre o que aconteceu quando Paulo, Silas e Timóteo estavam na cidade de Filipos. Você pode ler sobre isso em </w:t>
       </w:r>
-      <w:hyperlink r:id="rId25">
+      <w:hyperlink r:id="rId23">
         <w:r>
           <w:rPr>
             <w:lang w:val="pt_PT" w:bidi="pt_PT"/>
@@ -11338,7 +11273,7 @@
         </w:rPr>
         <w:t xml:space="preserve">Aqui, Paulo inclui a frase "pois vocês sabem muito bem" no meio da informação que ele afirma que eles conhecem. Se for útil no seu idioma, você pode mover "vocês sabem muito bem" para onde seria natural no seu idioma. Veja como você traduziu a forma semelhante em </w:t>
       </w:r>
-      <w:hyperlink r:id="rId26">
+      <w:hyperlink r:id="rId24">
         <w:r>
           <w:rPr>
             <w:lang w:val="pt_PT" w:bidi="pt_PT"/>
@@ -12833,7 +12768,7 @@
         </w:rPr>
         <w:t xml:space="preserve">Aqui, a cláusula "como uma mãe ao cuidar dos seus filhos" pode ser: (1) uma explicação adicional do que Paulo já disse sobre como eles agiram como crianças. Tradução alternativa: “no meio de vocês, assim como uma mãe poderia confortar seus próprios filhos” (2) uma descrição do que ele está prestes a dizer sobre como eles anseiam pelos tessalonicenses (veja </w:t>
       </w:r>
-      <w:hyperlink r:id="rId27">
+      <w:hyperlink r:id="rId25">
         <w:r>
           <w:rPr>
             <w:lang w:val="pt_PT" w:bidi="pt_PT"/>
@@ -13173,7 +13108,7 @@
         </w:rPr>
         <w:t xml:space="preserve">Aqui, Paulo está usando a forma possessiva para descrever "a boa notícia" que se relaciona a "Deus" (veja a frase semelhante em </w:t>
       </w:r>
-      <w:hyperlink r:id="rId26">
+      <w:hyperlink r:id="rId24">
         <w:r>
           <w:rPr>
             <w:lang w:val="pt_PT" w:bidi="pt_PT"/>
@@ -13793,7 +13728,7 @@
         </w:rPr>
         <w:t xml:space="preserve">Aqui, Paulo está usando a forma possessiva para descrever "a boa notícia" que se refere a "Deus" (veja a frase semelhante em </w:t>
       </w:r>
-      <w:hyperlink r:id="rId27">
+      <w:hyperlink r:id="rId25">
         <w:r>
           <w:rPr>
             <w:lang w:val="pt_PT" w:bidi="pt_PT"/>
@@ -14147,7 +14082,7 @@
         </w:rPr>
         <w:t xml:space="preserve">Paulo está omitindo algumas das palavras que, em muitas línguas, uma frase precisaria para estar completa. Você poderia fornecer essas palavras do versículo anterior se isso fosse mais claro em seu idioma (veja </w:t>
       </w:r>
-      <w:hyperlink r:id="rId28">
+      <w:hyperlink r:id="rId26">
         <w:r>
           <w:rPr>
             <w:lang w:val="pt_PT" w:bidi="pt_PT"/>
@@ -15270,7 +15205,7 @@
         </w:rPr>
         <w:t xml:space="preserve">Aqui, a expressão "existe outra razão" pode implicar que: (1) Paulo e seus companheiros de trabalho agradecem a Deus pelos tessalonicenses assim como outras pessoas fazem (veja </w:t>
       </w:r>
-      <w:hyperlink r:id="rId29">
+      <w:hyperlink r:id="rId27">
         <w:r>
           <w:rPr>
             <w:lang w:val="pt_PT" w:bidi="pt_PT"/>
@@ -15386,7 +15321,7 @@
         </w:rPr>
         <w:t xml:space="preserve">Paulo usa "sempre" aqui como uma generalização para dar ênfase. Se for útil no seu idioma, você pode usar uma maneira diferente de expressar essa ênfase. Veja como você traduziu a forma semelhante em </w:t>
       </w:r>
-      <w:hyperlink r:id="rId17">
+      <w:hyperlink r:id="rId15">
         <w:r>
           <w:rPr>
             <w:lang w:val="pt_PT" w:bidi="pt_PT"/>
@@ -17403,7 +17338,7 @@
         </w:rPr>
         <w:t xml:space="preserve">Aqui, a palavra "impedir" poderia introduzir: (1) uma razão pela qual Paulo diz que os judeus incrédulos não são “agradáveis a Deus” e são “hostis a todos os homens” (veja </w:t>
       </w:r>
-      <w:hyperlink r:id="rId30">
+      <w:hyperlink r:id="rId28">
         <w:r>
           <w:rPr>
             <w:lang w:val="pt_PT" w:bidi="pt_PT"/>
@@ -17421,7 +17356,7 @@
         </w:rPr>
         <w:t xml:space="preserve">). Tradução alternativa: “porque eles impedem” ou “o que é porque eles impedem” (2) o meio pelo qual os judeus incrédulos agem de maneiras que não são “agradáveis a Deus” e “hostis a todos os homens” (veja </w:t>
       </w:r>
-      <w:hyperlink r:id="rId30">
+      <w:hyperlink r:id="rId28">
         <w:r>
           <w:rPr>
             <w:lang w:val="pt_PT" w:bidi="pt_PT"/>
@@ -18300,7 +18235,7 @@
         </w:rPr>
         <w:t xml:space="preserve">Se o seu idioma não utiliza um substantivo abstrato para a ideia de "castigo", você pode expressar a mesma ideia de outra forma. Veja como você traduziu esta palavra em </w:t>
       </w:r>
-      <w:hyperlink r:id="rId15">
+      <w:hyperlink r:id="rId13">
         <w:r>
           <w:rPr>
             <w:lang w:val="pt_PT" w:bidi="pt_PT"/>
@@ -18626,7 +18561,7 @@
         </w:rPr>
         <w:t xml:space="preserve">Aqui, Paulo se refere a como ele e seus companheiros de trabalho tiveram que deixar os tessalonicenses logo após chegarem à cidade e pregarem as boas-novas para eles. Você pode ler sobre isso em </w:t>
       </w:r>
-      <w:hyperlink r:id="rId31">
+      <w:hyperlink r:id="rId29">
         <w:r>
           <w:rPr>
             <w:lang w:val="pt_PT" w:bidi="pt_PT"/>
@@ -18756,7 +18691,7 @@
         </w:rPr>
         <w:t xml:space="preserve">Se o seu idioma não utiliza essa forma ativa, você pode expressar a ideia de forma passiva ou de outra maneira que seja natural no seu idioma. Se precisar declarar quem realizou a ação, </w:t>
       </w:r>
-      <w:hyperlink r:id="rId31">
+      <w:hyperlink r:id="rId29">
         <w:r>
           <w:rPr>
             <w:lang w:val="pt_PT" w:bidi="pt_PT"/>
@@ -21097,7 +21032,7 @@
         </w:rPr>
         <w:t xml:space="preserve">Aqui, a palavra "Sim" poderia introduzir: (1) uma reformulação do ponto que Paulo fez no versículo anterior (Veja: </w:t>
       </w:r>
-      <w:hyperlink r:id="rId32">
+      <w:hyperlink r:id="rId30">
         <w:r>
           <w:rPr>
             <w:lang w:val="pt_PT" w:bidi="pt_PT"/>
@@ -21115,7 +21050,7 @@
         </w:rPr>
         <w:t xml:space="preserve">). Tradução alternativa: “Para,” (2) a base para o ponto que Paulo fez no versículo anterior (Veja: </w:t>
       </w:r>
-      <w:hyperlink r:id="rId32">
+      <w:hyperlink r:id="rId30">
         <w:r>
           <w:rPr>
             <w:lang w:val="pt_PT" w:bidi="pt_PT"/>
@@ -21329,7 +21264,7 @@
         </w:rPr>
         <w:t xml:space="preserve">Aqui, a palavra "Então" introduz uma inferência ou resultado com base no que Paulo disse nos versículos anteriores sobre como ele e seus companheiros de trabalho desejavam visitar os tessalonicenses (veja </w:t>
       </w:r>
-      <w:hyperlink r:id="rId33">
+      <w:hyperlink r:id="rId31">
         <w:r>
           <w:rPr>
             <w:lang w:val="pt_PT" w:bidi="pt_PT"/>
@@ -22962,7 +22897,7 @@
         </w:rPr>
         <w:t xml:space="preserve">Aqui, as palavras "de que" poderia introduzir: (1) outro propósito pelo qual Paulo enviou Timóteo aos tessalonicenses para fortalecê-los e confortá-los (veja </w:t>
       </w:r>
-      <w:hyperlink r:id="rId34">
+      <w:hyperlink r:id="rId32">
         <w:r>
           <w:rPr>
             <w:lang w:val="pt_PT" w:bidi="pt_PT"/>
@@ -23834,7 +23769,7 @@
         </w:rPr>
         <w:t xml:space="preserve">Aqui, a frase "Pois" introduz outra razão pela qual os tessalonicenses não deveriam “ficar perturbados por essas aflições” (veja </w:t>
       </w:r>
-      <w:hyperlink r:id="rId35">
+      <w:hyperlink r:id="rId33">
         <w:r>
           <w:rPr>
             <w:lang w:val="pt_PT" w:bidi="pt_PT"/>
@@ -24405,7 +24340,7 @@
         </w:rPr>
         <w:t xml:space="preserve">Aqui, a palavra "isso" pode referir-se a: (1) o que Paulo disse no versículo anterior sobre como os crentes experimentaram as perseguições (Veja: </w:t>
       </w:r>
-      <w:hyperlink r:id="rId36">
+      <w:hyperlink r:id="rId34">
         <w:r>
           <w:rPr>
             <w:lang w:val="pt_PT" w:bidi="pt_PT"/>
@@ -24535,7 +24470,7 @@
         </w:rPr>
         <w:t xml:space="preserve">Aqui, assim como em </w:t>
       </w:r>
-      <w:hyperlink r:id="rId37">
+      <w:hyperlink r:id="rId35">
         <w:r>
           <w:rPr>
             <w:lang w:val="pt_PT" w:bidi="pt_PT"/>
@@ -24665,7 +24600,7 @@
         </w:rPr>
         <w:t xml:space="preserve">Aqui, assim como em </w:t>
       </w:r>
-      <w:hyperlink r:id="rId37">
+      <w:hyperlink r:id="rId35">
         <w:r>
           <w:rPr>
             <w:lang w:val="pt_PT" w:bidi="pt_PT"/>
@@ -26834,7 +26769,7 @@
         </w:rPr>
         <w:t xml:space="preserve">No texto original, existe a palavra "Para" que introduz a razão pela qual o que Paulo disse no versículo anterior sobre ser encorajado é verdade (Veja: </w:t>
       </w:r>
-      <w:hyperlink r:id="rId38">
+      <w:hyperlink r:id="rId36">
         <w:r>
           <w:rPr>
             <w:lang w:val="pt_PT" w:bidi="pt_PT"/>
@@ -29506,7 +29441,7 @@
         </w:rPr>
         <w:t xml:space="preserve"> referem-se à mesma pessoa. Se for útil no seu idioma, você pode tornar essa ideia mais explícita. Veja como você traduziu a frase semelhante em </w:t>
       </w:r>
-      <w:hyperlink r:id="rId16">
+      <w:hyperlink r:id="rId14">
         <w:r>
           <w:rPr>
             <w:lang w:val="pt_PT" w:bidi="pt_PT"/>
@@ -30730,7 +30665,7 @@
         </w:rPr>
         <w:t xml:space="preserve"> introduz o propósito pelo qual Paulo ora para que o Senhor faça os tessalonicenses aumentarem em amor (veja </w:t>
       </w:r>
-      <w:hyperlink r:id="rId39">
+      <w:hyperlink r:id="rId37">
         <w:r>
           <w:rPr>
             <w:lang w:val="pt_PT" w:bidi="pt_PT"/>
@@ -31374,7 +31309,7 @@
         </w:rPr>
         <w:t xml:space="preserve"> referem-se à mesma pessoa. Se for útil em seu idioma, você pode tornar essa ideia mais explícita. Veja como você traduziu a frase semelhante em </w:t>
       </w:r>
-      <w:hyperlink r:id="rId40">
+      <w:hyperlink r:id="rId38">
         <w:r>
           <w:rPr>
             <w:lang w:val="pt_PT" w:bidi="pt_PT"/>
@@ -32390,7 +32325,7 @@
         </w:rPr>
         <w:t xml:space="preserve">. Se for útil no seu idioma, você pode declarar o significado de forma clara. Veja como você traduziu a frase semelhante em </w:t>
       </w:r>
-      <w:hyperlink r:id="rId41">
+      <w:hyperlink r:id="rId39">
         <w:r>
           <w:rPr>
             <w:lang w:val="pt_PT" w:bidi="pt_PT"/>
@@ -32994,7 +32929,7 @@
         </w:rPr>
         <w:t xml:space="preserve"> introduz uma explicação adicional sobre o que Paulo disse no versículo anterior a respeito de como os tessalonicenses receberam instruções de Paulo e seus colaboradores (Veja: </w:t>
       </w:r>
-      <w:hyperlink r:id="rId42">
+      <w:hyperlink r:id="rId40">
         <w:r>
           <w:rPr>
             <w:lang w:val="pt_PT" w:bidi="pt_PT"/>
@@ -33371,7 +33306,7 @@
         </w:rPr>
         <w:t xml:space="preserve"> introduz exemplos específicos dos “mandamentos” que Paulo e seus companheiros deram aos tessalonicenses (Veja: </w:t>
       </w:r>
-      <w:hyperlink r:id="rId43">
+      <w:hyperlink r:id="rId41">
         <w:r>
           <w:rPr>
             <w:lang w:val="pt_PT" w:bidi="pt_PT"/>
@@ -33819,7 +33754,7 @@
         </w:rPr>
         <w:t xml:space="preserve">. Esta explicação continua em </w:t>
       </w:r>
-      <w:hyperlink r:id="rId44">
+      <w:hyperlink r:id="rId42">
         <w:r>
           <w:rPr>
             <w:lang w:val="pt_PT" w:bidi="pt_PT"/>
@@ -34137,7 +34072,7 @@
         </w:rPr>
         <w:t xml:space="preserve"> pode querer dizer: (1) dar outro exemplo do que significa “santificação” (Veja: </w:t>
       </w:r>
-      <w:hyperlink r:id="rId45">
+      <w:hyperlink r:id="rId43">
         <w:r>
           <w:rPr>
             <w:lang w:val="pt_PT" w:bidi="pt_PT"/>
@@ -34155,7 +34090,7 @@
         </w:rPr>
         <w:t xml:space="preserve">). Tradução alternativa: “e ainda, que cada um de vocês saiba”; (2) descrever mais especificamente o que significa evitar a “imoralidade sexual” (Veja: </w:t>
       </w:r>
-      <w:hyperlink r:id="rId45">
+      <w:hyperlink r:id="rId43">
         <w:r>
           <w:rPr>
             <w:lang w:val="pt_PT" w:bidi="pt_PT"/>
@@ -35103,7 +35038,7 @@
         </w:rPr>
         <w:t xml:space="preserve">” (Veja: </w:t>
       </w:r>
-      <w:hyperlink r:id="rId46">
+      <w:hyperlink r:id="rId44">
         <w:r>
           <w:rPr>
             <w:lang w:val="pt_PT" w:bidi="pt_PT"/>
@@ -35922,7 +35857,7 @@
         </w:rPr>
         <w:t xml:space="preserve"> poderia introduzir: (1) o propósito do que Paulo disse em </w:t>
       </w:r>
-      <w:hyperlink r:id="rId47">
+      <w:hyperlink r:id="rId45">
         <w:r>
           <w:rPr>
             <w:lang w:val="pt_PT" w:bidi="pt_PT"/>
@@ -35940,7 +35875,7 @@
         </w:rPr>
         <w:t xml:space="preserve"> sobre abster-se da imoralidade sexual. Tradução alternativa: “para não prejudicar o seu irmão”; (2) outro exemplo do que significa “ser completamente dedicado a Deus” (Veja: </w:t>
       </w:r>
-      <w:hyperlink r:id="rId45">
+      <w:hyperlink r:id="rId43">
         <w:r>
           <w:rPr>
             <w:lang w:val="pt_PT" w:bidi="pt_PT"/>
@@ -35958,7 +35893,7 @@
         </w:rPr>
         <w:t xml:space="preserve">). Tradução alternativa: “e que ninguém prejudique o seu irmão a fim de andar em santidade”; (3) outra descrição do que significa evitar a “imoralidade sexual” (Veja: </w:t>
       </w:r>
-      <w:hyperlink r:id="rId45">
+      <w:hyperlink r:id="rId43">
         <w:r>
           <w:rPr>
             <w:lang w:val="pt_PT" w:bidi="pt_PT"/>
@@ -37064,7 +36999,7 @@
         </w:rPr>
         <w:t xml:space="preserve">introduz uma razão ou base para o que Paulo disse sobre evitar a imoralidade sexual (Veja: </w:t>
       </w:r>
-      <w:hyperlink r:id="rId48">
+      <w:hyperlink r:id="rId46">
         <w:r>
           <w:rPr>
             <w:lang w:val="pt_PT" w:bidi="pt_PT"/>
@@ -37564,7 +37499,7 @@
         </w:rPr>
         <w:t xml:space="preserve"> introduz uma inferência ou conclusão do que Paulo disse em </w:t>
       </w:r>
-      <w:hyperlink r:id="rId49">
+      <w:hyperlink r:id="rId47">
         <w:r>
           <w:rPr>
             <w:lang w:val="pt_PT" w:bidi="pt_PT"/>
@@ -39325,7 +39260,7 @@
         </w:rPr>
         <w:t xml:space="preserve"> introduz outra razão pela qual Paulo e seus companheiros de trabalho não precisam escrever aos tessalonicenses (veja </w:t>
       </w:r>
-      <w:hyperlink r:id="rId50">
+      <w:hyperlink r:id="rId48">
         <w:r>
           <w:rPr>
             <w:lang w:val="pt_PT" w:bidi="pt_PT"/>
@@ -39492,7 +39427,7 @@
         </w:rPr>
         <w:t xml:space="preserve">” (veja </w:t>
       </w:r>
-      <w:hyperlink r:id="rId50">
+      <w:hyperlink r:id="rId48">
         <w:r>
           <w:rPr>
             <w:lang w:val="pt_PT" w:bidi="pt_PT"/>
@@ -40325,7 +40260,7 @@
         </w:rPr>
         <w:t xml:space="preserve"> poderia introduzir: (1) o resultado de fazer o que Paulo ordenou em </w:t>
       </w:r>
-      <w:hyperlink r:id="rId51">
+      <w:hyperlink r:id="rId49">
         <w:r>
           <w:rPr>
             <w:lang w:val="pt_PT" w:bidi="pt_PT"/>
@@ -40343,7 +40278,7 @@
         </w:rPr>
         <w:t xml:space="preserve">. Tradução alternativa: “com o resultado de que”; (2) o propósito de fazer o que Paulo ordenou em </w:t>
       </w:r>
-      <w:hyperlink r:id="rId51">
+      <w:hyperlink r:id="rId49">
         <w:r>
           <w:rPr>
             <w:lang w:val="pt_PT" w:bidi="pt_PT"/>
@@ -42924,7 +42859,7 @@
         </w:rPr>
         <w:t xml:space="preserve">. Veja como você traduziu a frase semelhante em </w:t>
       </w:r>
-      <w:hyperlink r:id="rId52">
+      <w:hyperlink r:id="rId50">
         <w:r>
           <w:rPr>
             <w:lang w:val="pt_PT" w:bidi="pt_PT"/>
@@ -44193,7 +44128,7 @@
         </w:rPr>
         <w:t xml:space="preserve"> refere-se ao momento específico no futuro quando Jesus retornará à terra, julgará todos, punirá os descrentes e recompensará os crentes. Se for útil em seu idioma, você pode tornar essa ideia mais explícita. Veja como você traduziu a frase semelhante em </w:t>
       </w:r>
-      <w:hyperlink r:id="rId53">
+      <w:hyperlink r:id="rId51">
         <w:r>
           <w:rPr>
             <w:lang w:val="pt_PT" w:bidi="pt_PT"/>
@@ -44446,7 +44381,7 @@
         </w:rPr>
         <w:t xml:space="preserve"> indica que as pessoas que estiverem vivas quando Jesus voltar não o encontrarão primeiro. Em vez disso, os crentes que já morreram o encontrarão primeiro, e então os crentes que estiverem vivos o encontrarão. Paulo explica isso mais detalhadamente no versículo seguinte (veja </w:t>
       </w:r>
-      <w:hyperlink r:id="rId54">
+      <w:hyperlink r:id="rId52">
         <w:r>
           <w:rPr>
             <w:lang w:val="pt_PT" w:bidi="pt_PT"/>
@@ -44562,7 +44497,7 @@
         </w:rPr>
         <w:t xml:space="preserve">Veja como você traduziu a frase semelhante em </w:t>
       </w:r>
-      <w:hyperlink r:id="rId55">
+      <w:hyperlink r:id="rId53">
         <w:r>
           <w:rPr>
             <w:lang w:val="pt_PT" w:bidi="pt_PT"/>
@@ -44691,7 +44626,7 @@
         </w:rPr>
         <w:t xml:space="preserve"> introduz uma explicação do que Paulo disse no versículo anterior sobre como os crentes vivos não "irão antes" dos crentes mortos (veja </w:t>
       </w:r>
-      <w:hyperlink r:id="rId56">
+      <w:hyperlink r:id="rId54">
         <w:r>
           <w:rPr>
             <w:lang w:val="pt_PT" w:bidi="pt_PT"/>
@@ -44709,7 +44644,7 @@
         </w:rPr>
         <w:t xml:space="preserve">). Esta explicação continua em </w:t>
       </w:r>
-      <w:hyperlink r:id="rId57">
+      <w:hyperlink r:id="rId55">
         <w:r>
           <w:rPr>
             <w:lang w:val="pt_PT" w:bidi="pt_PT"/>
@@ -46430,7 +46365,7 @@
         </w:rPr>
         <w:t xml:space="preserve"> de outras pessoas. Certifique-se de que essa distinção esteja clara na sua tradução. Veja como você traduziu as frases semelhantes em </w:t>
       </w:r>
-      <w:hyperlink r:id="rId56">
+      <w:hyperlink r:id="rId54">
         <w:r>
           <w:rPr>
             <w:lang w:val="pt_PT" w:bidi="pt_PT"/>
@@ -47277,7 +47212,7 @@
         </w:rPr>
         <w:t xml:space="preserve"> refere-se ao que Paulo disse em </w:t>
       </w:r>
-      <w:hyperlink r:id="rId58">
+      <w:hyperlink r:id="rId56">
         <w:r>
           <w:rPr>
             <w:lang w:val="pt_PT" w:bidi="pt_PT"/>
@@ -50314,7 +50249,7 @@
         </w:rPr>
         <w:t xml:space="preserve"> em </w:t>
       </w:r>
-      <w:hyperlink r:id="rId59">
+      <w:hyperlink r:id="rId57">
         <w:r>
           <w:rPr>
             <w:lang w:val="pt_PT" w:bidi="pt_PT"/>
@@ -50345,7 +50280,7 @@
         </w:rPr>
         <w:t xml:space="preserve"> e expressem a ideia como você fez em </w:t>
       </w:r>
-      <w:hyperlink r:id="rId59">
+      <w:hyperlink r:id="rId57">
         <w:r>
           <w:rPr>
             <w:lang w:val="pt_PT" w:bidi="pt_PT"/>
@@ -50709,7 +50644,7 @@
         </w:rPr>
         <w:t xml:space="preserve">Aqui, a palavra "pois" introduz uma razão ou base para o que Paulo disse sobre como o “Dia” não surpreenderá os tessalonicenses (veja </w:t>
       </w:r>
-      <w:hyperlink r:id="rId59">
+      <w:hyperlink r:id="rId57">
         <w:r>
           <w:rPr>
             <w:lang w:val="pt_PT" w:bidi="pt_PT"/>
@@ -52617,7 +52552,7 @@
         </w:rPr>
         <w:t xml:space="preserve">Aqui, a palavra "Porque" introduz uma explicação adicional do contraste entre noite e dia (veja </w:t>
       </w:r>
-      <w:hyperlink r:id="rId60">
+      <w:hyperlink r:id="rId58">
         <w:r>
           <w:rPr>
             <w:lang w:val="pt_PT" w:bidi="pt_PT"/>
@@ -53054,7 +52989,7 @@
         </w:rPr>
         <w:t xml:space="preserve"> introduz um contraste com as pessoas que "dormem" e "ficam bêbadas" durante a noite (veja </w:t>
       </w:r>
-      <w:hyperlink r:id="rId61">
+      <w:hyperlink r:id="rId59">
         <w:r>
           <w:rPr>
             <w:lang w:val="pt_PT" w:bidi="pt_PT"/>
@@ -53418,7 +53353,7 @@
         </w:rPr>
         <w:t xml:space="preserve"> tem basicamente o mesmo significado que a expressão “filhos do dia” em </w:t>
       </w:r>
-      <w:hyperlink r:id="rId62">
+      <w:hyperlink r:id="rId60">
         <w:r>
           <w:rPr>
             <w:lang w:val="pt_PT" w:bidi="pt_PT"/>
@@ -53574,7 +53509,7 @@
         </w:rPr>
         <w:t>que contrasta com a frase “que ficam bêbado” no versículo anterior (</w:t>
       </w:r>
-      <w:hyperlink r:id="rId61">
+      <w:hyperlink r:id="rId59">
         <w:r>
           <w:rPr>
             <w:lang w:val="pt_PT" w:bidi="pt_PT"/>
@@ -54468,7 +54403,7 @@
         </w:rPr>
         <w:t xml:space="preserve">introduzindo uma razão pela qual os tessalonicenses devem fazer o que Paulo lhes ordenou em </w:t>
       </w:r>
-      <w:hyperlink r:id="rId63">
+      <w:hyperlink r:id="rId61">
         <w:r>
           <w:rPr>
             <w:lang w:val="pt_PT" w:bidi="pt_PT"/>
@@ -58975,7 +58910,7 @@
         </w:rPr>
         <w:t xml:space="preserve">No texto original, temos a palavra "porque" que pode introduzir uma razão ou base para: (1) os três comandos em </w:t>
       </w:r>
-      <w:hyperlink r:id="rId64">
+      <w:hyperlink r:id="rId62">
         <w:r>
           <w:rPr>
             <w:lang w:val="pt_PT" w:bidi="pt_PT"/>
@@ -59117,7 +59052,7 @@
         </w:rPr>
         <w:t xml:space="preserve"> pode se referir a: (1) os três comandos em </w:t>
       </w:r>
-      <w:hyperlink r:id="rId64">
+      <w:hyperlink r:id="rId62">
         <w:r>
           <w:rPr>
             <w:lang w:val="pt_PT" w:bidi="pt_PT"/>
@@ -59750,7 +59685,7 @@
         </w:rPr>
         <w:t xml:space="preserve">Aqui, Paulo pode estar dando um exemplo específico de sua ordem para não “extinguir o Espírito” em </w:t>
       </w:r>
-      <w:hyperlink r:id="rId65">
+      <w:hyperlink r:id="rId63">
         <w:r>
           <w:rPr>
             <w:lang w:val="pt_PT" w:bidi="pt_PT"/>
@@ -60102,7 +60037,7 @@
         </w:rPr>
         <w:t xml:space="preserve">Aqui, Paulo pode estar se referindo a: (1) as “profecias” que ele mencionou no versículo anterior (veja </w:t>
       </w:r>
-      <w:hyperlink r:id="rId66">
+      <w:hyperlink r:id="rId64">
         <w:r>
           <w:rPr>
             <w:lang w:val="pt_PT" w:bidi="pt_PT"/>
@@ -60370,7 +60305,7 @@
         </w:rPr>
         <w:t>Aqui, assim como no versículo anterior (</w:t>
       </w:r>
-      <w:hyperlink r:id="rId67">
+      <w:hyperlink r:id="rId65">
         <w:r>
           <w:rPr>
             <w:lang w:val="pt_PT" w:bidi="pt_PT"/>
@@ -60388,7 +60323,7 @@
         </w:rPr>
         <w:t xml:space="preserve">), Paulo pode estar se referindo a: (1) as “profecias” que ele mencionou em </w:t>
       </w:r>
-      <w:hyperlink r:id="rId66">
+      <w:hyperlink r:id="rId64">
         <w:r>
           <w:rPr>
             <w:lang w:val="pt_PT" w:bidi="pt_PT"/>
@@ -60955,7 +60890,7 @@
         </w:rPr>
         <w:t xml:space="preserve">Aqui, Paulo usa a forma possessiva "o Deus da paz", que é um título para Deus encontrado no Novo Testamento (veja </w:t>
       </w:r>
-      <w:hyperlink r:id="rId68">
+      <w:hyperlink r:id="rId66">
         <w:r>
           <w:rPr>
             <w:lang w:val="pt_PT" w:bidi="pt_PT"/>
@@ -60973,7 +60908,7 @@
         </w:rPr>
         <w:t xml:space="preserve"> </w:t>
       </w:r>
-      <w:hyperlink r:id="rId69">
+      <w:hyperlink r:id="rId67">
         <w:r>
           <w:rPr>
             <w:lang w:val="pt_PT" w:bidi="pt_PT"/>
@@ -60991,7 +60926,7 @@
         </w:rPr>
         <w:t xml:space="preserve">; </w:t>
       </w:r>
-      <w:hyperlink r:id="rId70">
+      <w:hyperlink r:id="rId68">
         <w:r>
           <w:rPr>
             <w:lang w:val="pt_PT" w:bidi="pt_PT"/>
@@ -61009,7 +60944,7 @@
         </w:rPr>
         <w:t xml:space="preserve">; </w:t>
       </w:r>
-      <w:hyperlink r:id="rId71">
+      <w:hyperlink r:id="rId69">
         <w:r>
           <w:rPr>
             <w:lang w:val="pt_PT" w:bidi="pt_PT"/>
@@ -62056,7 +61991,7 @@
         </w:rPr>
         <w:t xml:space="preserve"> refere-se ao momento específico no futuro quando Jesus retornará à terra, julgará todos, punirá os descrentes e recompensará os crentes. Se for útil em seu idioma, você pode tornar essa ideia mais explícita. Veja como você traduziu a frase semelhante em </w:t>
       </w:r>
-      <w:hyperlink r:id="rId56">
+      <w:hyperlink r:id="rId54">
         <w:r>
           <w:rPr>
             <w:lang w:val="pt_PT" w:bidi="pt_PT"/>
@@ -62440,7 +62375,7 @@
         </w:rPr>
         <w:t xml:space="preserve"> refere-se ao “Deus da paz” (veja </w:t>
       </w:r>
-      <w:hyperlink r:id="rId72">
+      <w:hyperlink r:id="rId70">
         <w:r>
           <w:rPr>
             <w:lang w:val="pt_PT" w:bidi="pt_PT"/>
@@ -62569,7 +62504,7 @@
         </w:rPr>
         <w:t xml:space="preserve">. Ele sugere que Deus fará o que Paulo orou no versículo anterior (veja </w:t>
       </w:r>
-      <w:hyperlink r:id="rId72">
+      <w:hyperlink r:id="rId70">
         <w:r>
           <w:rPr>
             <w:lang w:val="pt_PT" w:bidi="pt_PT"/>
@@ -62699,7 +62634,7 @@
         </w:rPr>
         <w:t xml:space="preserve">No texto original, "também" indica que os tessalonicenses devem orar por Paulo, Silas e Timóteo, assim como Paulo, Silas e Timóteo oram por eles (veja </w:t>
       </w:r>
-      <w:hyperlink r:id="rId72">
+      <w:hyperlink r:id="rId70">
         <w:r>
           <w:rPr>
             <w:lang w:val="pt_PT" w:bidi="pt_PT"/>

--- a/por/docx/52.content.docx
+++ b/por/docx/52.content.docx
@@ -144,13 +144,6 @@
       </w:r>
       <w:r>
         <w:rPr>
-          <w:i/>
-          <w:lang w:val="pt_PT" w:bidi="pt_PT"/>
-        </w:rPr>
-        <w:t>1 Tessalonicenses 1.1 (#1), 1 Tessalonicenses 1.1 (#2), 1 Tessalonicenses 1.1 (#3), 1 Tessalonicenses 1.1 (#4), 1 Tessalonicenses 1.1 (#5), 1 Tessalonicenses 1.1 (#6), 1 Tessalonicenses 1.1 (#7), 1 Tessalonicenses 1.1 (#8), 1 Tessalonicenses 1.1 (#9), 1 Tessalonicenses 1.2 (#1), 1 Tessalonicenses 1.2 (#2), 1 Tessalonicenses 1.2 (#3), 1 Tessalonicenses 1.3 (#1), 1 Tessalonicenses 1.3 (#2), 1 Tessalonicenses 1.3 (#3), 1 Tessalonicenses 1.3 (#4), 1 Tessalonicenses 1.3 (#5), 1 Tessalonicenses 1.3 (#6), 1 Tessalonicenses 1.3 (#7), 1 Tessalonicenses 1.3 (#8), 1 Tessalonicenses 1.4 (#1), 1 Tessalonicenses 1.4 (#2), 1 Tessalonicenses 1.4 (#3), 1 Tessalonicenses 1.4 (#4), 1 Tessalonicenses 1.4 (#5), 1 Tessalonicenses 1.5 (#1), 1 Tessalonicenses 1.5 (#2), 1 Tessalonicenses 1.5 (#3), 1 Tessalonicenses 1.5 (#4), 1 Tessalonicenses 1.5 (#5), 1 Tessalonicenses 1.5 (#6), 1 Tessalonicenses 1.6 (#1), 1 Tessalonicenses 1.6 (#2), 1 Tessalonicenses 1.6 (#3), 1 Tessalonicenses 1.6 (#4), 1 Tessalonicenses 1.6 (#5), 1 Tessalonicenses 1.6 (#6), 1 Tessalonicenses 1.7 (#1), 1 Tessalonicenses 1.7 (#2), 1 Tessalonicenses 1.7 (#3), 1 Tessalonicenses 1.8 (#1), 1 Tessalonicenses 1.8 (#2), 1 Tessalonicenses 1.8 (#3), 1 Tessalonicenses 1.8 (#4), 1 Tessalonicenses 1.8 (#5), 1 Tessalonicenses 1.8 (#6), 1 Tessalonicenses 1.8 (#7), 1 Tessalonicenses 1.8 (#8), 1 Tessalonicenses 1.8 (#9), 1 Tessalonicenses 1.8 (#10), 1 Tessalonicenses 1.9 (#1), 1 Tessalonicenses 1.9 (#2), 1 Tessalonicenses 1.9 (#3), 1 Tessalonicenses 1.9 (#4), 1 Tessalonicenses 1.9 (#5), 1 Tessalonicenses 1.9 (#6), 1 Tessalonicenses 1.9 (#7), 1 Tessalonicenses 1.9 (#8), 1 Tessalonicenses 1.10 (#1), 1 Tessalonicenses 1.10 (#2), 1 Tessalonicenses 1.10 (#3), 1 Tessalonicenses 1.10 (#4), 1 Tessalonicenses 1.10 (#5), 1 Tessalonicenses 1.10 (#6), 1 Tessalonicenses 1.10 (#7), 1 Tessalonicenses 1.10 (#8), 1 Tessalonicenses 1.10 (#9), 1 Tessalonicenses 2.1 (#1), 1 Tessalonicenses 2.1 (#2), 1 Tessalonicenses 2.1 (#3), 1 Tessalonicenses 2.1 (#4), 1 Tessalonicenses 2.2 (#1), 1 Tessalonicenses 2.2 (#2), 1 Tessalonicenses 2.2 (#3), 1 Tessalonicenses 2.2 (#4), 1 Tessalonicenses 2.2 (#5), 1 Tessalonicenses 2.2 (#6), 1 Tessalonicenses 2.2 (#7), 1 Tessalonicenses 2.2 (#8), 1 Tessalonicenses 2.2 (#9), 1 Tessalonicenses 2.3 (#1), 1 Tessalonicenses 2.3 (#2), 1 Tessalonicenses 2.3 (#3), 1 Tessalonicenses 2.3 (#4), 1 Tessalonicenses 2.4 (#1), 1 Tessalonicenses 2.4 (#2), 1 Tessalonicenses 2.4 (#3), 1 Tessalonicenses 2.4 (#4), 1 Tessalonicenses 2.4 (#5), 1 Tessalonicenses 2.5 (#1), 1 Tessalonicenses 2.5 (#2), 1 Tessalonicenses 2.5 (#3), 1 Tessalonicenses 2.5 (#4), 1 Tessalonicenses 2.5 (#5), 1 Tessalonicenses 2.5 (#6), 1 Tessalonicenses 2.5 (#7), 1 Tessalonicenses 2.5 (#8), 1 Tessalonicenses 2.6 (#1), 1 Tessalonicenses 2.6 (#2), 1 Tessalonicenses 2.7 (#1), 1 Tessalonicenses 2.7 (#2), 1 Tessalonicenses 2.7 (#3), 1 Tessalonicenses 2.7 (#4), 1 Tessalonicenses 2.7 (#5), 1 Tessalonicenses 2.7 (#6), 1 Tessalonicenses 2.8 (#1), 1 Tessalonicenses 2.8 (#2), 1 Tessalonicenses 2.8 (#3), 1 Tessalonicenses 2.8 (#4), 1 Tessalonicenses 2.9 (#1), 1 Tessalonicenses 2.9 (#2), 1 Tessalonicenses 2.9 (#3), 1 Tessalonicenses 2.9 (#4), 1 Tessalonicenses 2.9 (#5), 1 Tessalonicenses 2.10 (#1), 1 Tessalonicenses 2.10 (#2), 1 Tessalonicenses 2.11 (#1), 1 Tessalonicenses 2.11 (#2), 1 Tessalonicenses 2.12 (#1), 1 Tessalonicenses 2.12 (#2), 1 Tessalonicenses 2.12 (#3), 1 Tessalonicenses 2.12 (#4), 1 Tessalonicenses 2.12 (#5), 1 Tessalonicenses 2.12 (#6), 1 Tessalonicenses 2.12 (#7), 1 Tessalonicenses 2.13 (#1), 1 Tessalonicenses 2.13 (#2), 1 Tessalonicenses 2.13 (#3), 1 Tessalonicenses 2.13 (#4), 1 Tessalonicenses 2.13 (#5), 1 Tessalonicenses 2.13 (#6), 1 Tessalonicenses 2.13 (#7), 1 Tessalonicenses 2.13 (#8), 1 Tessalonicenses 2.14 (#1), 1 Tessalonicenses 2.14 (#2), 1 Tessalonicenses 2.14 (#3), 1 Tessalonicenses 2.14 (#4), 1 Tessalonicenses 2.14 (#5), 1 Tessalonicenses 2.14 (#6), 1 Tessalonicenses 2.14 (#7), 1 Tessalonicenses 2.14–15 (#1), 1 Tessalonicenses 2.15 (#1), 1 Tessalonicenses 2.15 (#2), 1 Tessalonicenses 2.15 (#3), 1 Tessalonicenses 2.15 (#4), 1 Tessalonicenses 2.15 (#5), 1 Tessalonicenses 2.16 (#1), 1 Tessalonicenses 2.16 (#2), 1 Tessalonicenses 2.16 (#3), 1 Tessalonicenses 2.16 (#4), 1 Tessalonicenses 2.16 (#5), 1 Tessalonicenses 2.16 (#6), 1 Tessalonicenses 2.16 (#7), 1 Tessalonicenses 2.16 (#8), 1 Tessalonicenses 2.16 (#9), 1 Tessalonicenses 2.16 (#10), 1 Tessalonicenses 2.17 (#1), 1 Tessalonicenses 2.17 (#2), 1 Tessalonicenses 2.17 (#3), 1 Tessalonicenses 2.17 (#4), 1 Tessalonicenses 2.17 (#5), 1 Tessalonicenses 2.17 (#6), 1 Tessalonicenses 2.17 (#7), 1 Tessalonicenses 2.17 (#8), 1 Tessalonicenses 2.18 (#1), 1 Tessalonicenses 2.18 (#2), 1 Tessalonicenses 2.18 (#3), 1 Tessalonicenses 2.18 (#4), 1 Tessalonicenses 2.18 (#5), 1 Tessalonicenses 2.19 (#1), 1 Tessalonicenses 2.19 (#2), 1 Tessalonicenses 2.19 (#3), 1 Tessalonicenses 2.19 (#4), 1 Tessalonicenses 2.19 (#5), 1 Tessalonicenses 2.19 (#6), 1 Tessalonicenses 2.19 (#7), 1 Tessalonicenses 2.19 (#8), 1 Tessalonicenses 2.19 (#9), 1 Tessalonicenses 2.19 (#10), 1 Tessalonicenses 2.19 (#11), 1 Tessalonicenses 2.20 (#1), 1 Tessalonicenses 2.20 (#2), 1 Tessalonicenses 3.1 (#1), 1 Tessalonicenses 3.1 (#2), 1 Tessalonicenses 3.1 (#3), 1 Tessalonicenses 3.1 (#4), 1 Tessalonicenses 3.1 (#5), 1 Tessalonicenses 3.1 (#6), 1 Tessalonicenses 3.2 (#1), 1 Tessalonicenses 3.2 (#2), 1 Tessalonicenses 3.2 (#3), 1 Tessalonicenses 3.2 (#4), 1 Tessalonicenses 3.2 (#5), 1 Tessalonicenses 3.2 (#6), 1 Tessalonicenses 3.2 (#7), 1 Tessalonicenses 3.2 (#8), 1 Tessalonicenses 3.2 (#9), 1 Tessalonicenses 3.3 (#1), 1 Tessalonicenses 3.3 (#2), 1 Tessalonicenses 3.3 (#3), 1 Tessalonicenses 3.3 (#4), 1 Tessalonicenses 3.3 (#5), 1 Tessalonicenses 3.3 (#6), 1 Tessalonicenses 3.3 (#7), 1 Tessalonicenses 3.3 (#8), 1 Tessalonicenses 3.4 (#1), 1 Tessalonicenses 3.4 (#2), 1 Tessalonicenses 3.4 (#3), 1 Tessalonicenses 3.4 (#4), 1 Tessalonicenses 3.4 (#5), 1 Tessalonicenses 3.5 (#1), 1 Tessalonicenses 3.5 (#2), 1 Tessalonicenses 3.5 (#3), 1 Tessalonicenses 3.5 (#4), 1 Tessalonicenses 3.5 (#5), 1 Tessalonicenses 3.5 (#6), 1 Tessalonicenses 3.5 (#7), 1 Tessalonicenses 3.5 (#8), 1 Tessalonicenses 3.5 (#9), 1 Tessalonicenses 3.5 (#10), 1 Tessalonicenses 3.6 (#1), 1 Tessalonicenses 3.6 (#2), 1 Tessalonicenses 3.6 (#3), 1 Tessalonicenses 3.6 (#4), 1 Tessalonicenses 3.6 (#5), 1 Tessalonicenses 3.6 (#6), 1 Tessalonicenses 3.6 (#7), 1 Tessalonicenses 3.7 (#1), 1 Tessalonicenses 3.7 (#2), 1 Tessalonicenses 3.7 (#3), 1 Tessalonicenses 3.7 (#4), 1 Tessalonicenses 3.7 (#5), 1 Tessalonicenses 3.8 (#1), 1 Tessalonicenses 3.8 (#2), 1 Tessalonicenses 3.8 (#3), 1 Tessalonicenses 3.8 (#4), 1 Tessalonicenses 3.8 (#5), 1 Tessalonicenses 3.8 (#6), 1 Tessalonicenses 3.8 (#7), 1 Tessalonicenses 3.9 (#1), 1 Tessalonicenses 3.9 (#2), 1 Tessalonicenses 3.9 (#3), 1 Tessalonicenses 3.9 (#4), 1 Tessalonicenses 3.9 (#5), 1 Tessalonicenses 3.9 (#6), 1 Tessalonicenses 3.9 (#7), 1 Tessalonicenses 3.9–10 (#1), 1 Tessalonicenses 3.10 (#1), 1 Tessalonicenses 3.10 (#2), 1 Tessalonicenses 3.10 (#3), 1 Tessalonicenses 3.10 (#4), 1 Tessalonicenses 3.10 (#5), 1 Tessalonicenses 3.10 (#6), 1 Tessalonicenses 3.11 (#1), 1 Tessalonicenses 3.11 (#2), 1 Tessalonicenses 3.11 (#3), 1 Tessalonicenses 3.11 (#4), 1 Tessalonicenses 3.11 (#5), 1 Tessalonicenses 3.11–13 (#1), 1 Tessalonicenses 3.12 (#1), 1 Tessalonicenses 3.12 (#2), 1 Tessalonicenses 3.12 (#3), 1 Tessalonicenses 3.12 (#4), 1 Tessalonicenses 3.12 (#5), 1 Tessalonicenses 3.13 (#1), 1 Tessalonicenses 3.13 (#2), 1 Tessalonicenses 3.13 (#3), 1 Tessalonicenses 3.13 (#4), 1 Tessalonicenses 3.13 (#5), 1 Tessalonicenses 3.13 (#6), 1 Tessalonicenses 3.13 (#7), 1 Tessalonicenses 3.13 (#8), 1 Tessalonicenses 3.13 (#9), 1 Tessalonicenses 4.1 (#1), 1 Tessalonicenses 4.1 (#2), 1 Tessalonicenses 4.1 (#3), 1 Tessalonicenses 4.1 (#4), 1 Tessalonicenses 4.1 (#5), 1 Tessalonicenses 4.1 (#6), 1 Tessalonicenses 4.1 (#7), 1 Tessalonicenses 4.1 (#8), 1 Tessalonicenses 4.2 (#1), 1 Tessalonicenses 4.2 (#2), 1 Tessalonicenses 4.2 (#3), 1 Tessalonicenses 4.3 (#1), 1 Tessalonicenses 4.3 (#2), 1 Tessalonicenses 4.3 (#3), 1 Tessalonicenses 4.3 (#4), 1 Tessalonicenses 4.3 (#5), 1 Tessalonicenses 4.3 (#6), 1 Tessalonicenses 4.4 (#1), 1 Tessalonicenses 4.4 (#2), 1 Tessalonicenses 4.4 (#3), 1 Tessalonicenses 4.4 (#4), 1 Tessalonicenses 4.4 (#5), 1 Tessalonicenses 4.4 (#6), 1 Tessalonicenses 4.5 (#1), 1 Tessalonicenses 4.5 (#2), 1 Tessalonicenses 4.5 (#3), 1 Tessalonicenses 4.5 (#4), 1 Tessalonicenses 4.5 (#5), 1 Tessalonicenses 4.5 (#6), 1 Tessalonicenses 4.6 (#1), 1 Tessalonicenses 4.6 (#2), 1 Tessalonicenses 4.6 (#3), 1 Tessalonicenses 4.6 (#4), 1 Tessalonicenses 4.6 (#5), 1 Tessalonicenses 4.6 (#6), 1 Tessalonicenses 4.6 (#7), 1 Tessalonicenses 4.6 (#8), 1 Tessalonicenses 4.6 (#9), 1 Tessalonicenses 4.7 (#1), 1 Tessalonicenses 4.7 (#2), 1 Tessalonicenses 4.7 (#3), 1 Tessalonicenses 4.7 (#4), 1 Tessalonicenses 4.8 (#1), 1 Tessalonicenses 4.8 (#2), 1 Tessalonicenses 4.8 (#3), 1 Tessalonicenses 4.8 (#4), 1 Tessalonicenses 4.8 (#5), 1 Tessalonicenses 4.8 (#6), 1 Tessalonicenses 4.8 (#7), 1 Tessalonicenses 4.9 (#1), 1 Tessalonicenses 4.9 (#2), 1 Tessalonicenses 4.9 (#3), 1 Tessalonicenses 4.9 (#4), 1 Tessalonicenses 4.9 (#5), 1 Tessalonicenses 4.9 (#6), 1 Tessalonicenses 4.9 (#7), 1 Tessalonicenses 4.9 (#8), 1 Tessalonicenses 4.10 (#1), 1 Tessalonicenses 4.10 (#2), 1 Tessalonicenses 4.10 (#3), 1 Tessalonicenses 4.10 (#4), 1 Tessalonicenses 4.11 (#1), 1 Tessalonicenses 4.11 (#2), 1 Tessalonicenses 4.11 (#3), 1 Tessalonicenses 4.11 (#4), 1 Tessalonicenses 4.12 (#1), 1 Tessalonicenses 4.12 (#2), 1 Tessalonicenses 4.12 (#3), 1 Tessalonicenses 4.12 (#4), 1 Tessalonicenses 4.13 (#1), 1 Tessalonicenses 4.13 (#2), 1 Tessalonicenses 4.13 (#3), 1 Tessalonicenses 4.13 (#4), 1 Tessalonicenses 4.13 (#5), 1 Tessalonicenses 4.13 (#6), 1 Tessalonicenses 4.13 (#7), 1 Tessalonicenses 4.13 (#8), 1 Tessalonicenses 4.13 (#9), 1 Tessalonicenses 4.14 (#1), 1 Tessalonicenses 4.14 (#2), 1 Tessalonicenses 4.14 (#3), 1 Tessalonicenses 4.14 (#4), 1 Tessalonicenses 4.14 (#5), 1 Tessalonicenses 4.14 (#6), 1 Tessalonicenses 4.14 (#7), 1 Tessalonicenses 4.14 (#8), 1 Tessalonicenses 4.14 (#9), 1 Tessalonicenses 4.14 (#10), 1 Tessalonicenses 4.14 (#11), 1 Tessalonicenses 4.15 (#1), 1 Tessalonicenses 4.15 (#2), 1 Tessalonicenses 4.15 (#3), 1 Tessalonicenses 4.15 (#4), 1 Tessalonicenses 4.15 (#5), 1 Tessalonicenses 4.15 (#6), 1 Tessalonicenses 4.15 (#7), 1 Tessalonicenses 4.15 (#8), 1 Tessalonicenses 4.15 (#9), 1 Tessalonicenses 4.15 (#10), 1 Tessalonicenses 4.16 (#1), 1 Tessalonicenses 4.16 (#2), 1 Tessalonicenses 4.16 (#3), 1 Tessalonicenses 4.16 (#4), 1 Tessalonicenses 4.16 (#5), 1 Tessalonicenses 4.16 (#6), 1 Tessalonicenses 4.16 (#7), 1 Tessalonicenses 4.16 (#8), 1 Tessalonicenses 4.16 (#9), 1 Tessalonicenses 4.16 (#10), 1 Tessalonicenses 4.17 (#1), 1 Tessalonicenses 4.17 (#2), 1 Tessalonicenses 4.17 (#3), 1 Tessalonicenses 4.17 (#4), 1 Tessalonicenses 4.17 (#5), 1 Tessalonicenses 4.17 (#6), 1 Tessalonicenses 4.17 (#7), 1 Tessalonicenses 4.17 (#8), 1 Tessalonicenses 4.17 (#9), 1 Tessalonicenses 4.18 (#1), 1 Tessalonicenses 4.18 (#2), 1 Tessalonicenses 5.1 (#1), 1 Tessalonicenses 5.1 (#2), 1 Tessalonicenses 5.1 (#3), 1 Tessalonicenses 5.1 (#4), 1 Tessalonicenses 5.2 (#1), 1 Tessalonicenses 5.2 (#2), 1 Tessalonicenses 5.2 (#3), 1 Tessalonicenses 5.2 (#4), 1 Tessalonicenses 5.2 (#5), 1 Tessalonicenses 5.3 (#1), 1 Tessalonicenses 5.3 (#2), 1 Tessalonicenses 5.3 (#3), 1 Tessalonicenses 5.3 (#4), 1 Tessalonicenses 5.3 (#5), 1 Tessalonicenses 5.3 (#6), 1 Tessalonicenses 5.3 (#7), 1 Tessalonicenses 5.3 (#8), 1 Tessalonicenses 5.3 (#9), 1 Tessalonicenses 5.3 (#10), 1 Tessalonicenses 5.4 (#1), 1 Tessalonicenses 5.4 (#2), 1 Tessalonicenses 5.4 (#3), 1 Tessalonicenses 5.4 (#4), 1 Tessalonicenses 5.4 (#5), 1 Tessalonicenses 5.4 (#6), 1 Tessalonicenses 5.4 (#7), 1 Tessalonicenses 5.4 (#8), 1 Tessalonicenses 5.5 (#1), 1 Tessalonicenses 5.5 (#2), 1 Tessalonicenses 5.5 (#3), 1 Tessalonicenses 5.5 (#4), 1 Tessalonicenses 5.5 (#5), 1 Tessalonicenses 5.5 (#6), 1 Tessalonicenses 5.5 (#7), 1 Tessalonicenses 5.5 (#8), 1 Tessalonicenses 5.5 (#9), 1 Tessalonicenses 5.6 (#1), 1 Tessalonicenses 5.6 (#2), 1 Tessalonicenses 5.6 (#3), 1 Tessalonicenses 5.6 (#4), 1 Tessalonicenses 5.6 (#5), 1 Tessalonicenses 5.6 (#6), 1 Tessalonicenses 5.7 (#1), 1 Tessalonicenses 5.7 (#2), 1 Tessalonicenses 5.7 (#3), 1 Tessalonicenses 5.8 (#1), 1 Tessalonicenses 5.8 (#2), 1 Tessalonicenses 5.8 (#3), 1 Tessalonicenses 5.8 (#4), 1 Tessalonicenses 5.8 (#5), 1 Tessalonicenses 5.8 (#6), 1 Tessalonicenses 5.8 (#7), 1 Tessalonicenses 5.8 (#8), 1 Tessalonicenses 5.8 (#9), 1 Tessalonicenses 5.8 (#10), 1 Tessalonicenses 5.9 (#1), 1 Tessalonicenses 5.9 (#2), 1 Tessalonicenses 5.9 (#3), 1 Tessalonicenses 5.9 (#4), 1 Tessalonicenses 5.9 (#5), 1 Tessalonicenses 5.9 (#6), 1 Tessalonicenses 5.9 (#7), 1 Tessalonicenses 5.10 (#1), 1 Tessalonicenses 5.10 (#2), 1 Tessalonicenses 5.10 (#3), 1 Tessalonicenses 5.10 (#4), 1 Tessalonicenses 5.10 (#5), 1 Tessalonicenses 5.11 (#1), 1 Tessalonicenses 5.11 (#2), 1 Tessalonicenses 5.11 (#3), 1 Tessalonicenses 5.11 (#4), 1 Tessalonicenses 5.11 (#5), 1 Tessalonicenses 5.12 (#1), 1 Tessalonicenses 5.12 (#2), 1 Tessalonicenses 5.12 (#3), 1 Tessalonicenses 5.12 (#4), 1 Tessalonicenses 5.13 (#1), 1 Tessalonicenses 5.13 (#2), 1 Tessalonicenses 5.13 (#3), 1 Tessalonicenses 5.13 (#4), 1 Tessalonicenses 5.13 (#5), 1 Tessalonicenses 5.14 (#1), 1 Tessalonicenses 5.14 (#2), 1 Tessalonicenses 5.14 (#3), 1 Tessalonicenses 5.14 (#4), 1 Tessalonicenses 5.15 (#1), 1 Tessalonicenses 5.15 (#2), 1 Tessalonicenses 5.15 (#3), 1 Tessalonicenses 5.15 (#4), 1 Tessalonicenses 5.15 (#5), 1 Tessalonicenses 5.15 (#6), 1 Tessalonicenses 5.17 (#1), 1 Tessalonicenses 5.18 (#1), 1 Tessalonicenses 5.18 (#2), 1 Tessalonicenses 5.18 (#3), 1 Tessalonicenses 5.18 (#4), 1 Tessalonicenses 5.18 (#5), 1 Tessalonicenses 5.19 (#1), 1 Tessalonicenses 5.20 (#1), 1 Tessalonicenses 5.20 (#2), 1 Tessalonicenses 5.21 (#1), 1 Tessalonicenses 5.21 (#2), 1 Tessalonicenses 5.21 (#3), 1 Tessalonicenses 5.22 (#1), 1 Tessalonicenses 5.22 (#2), 1 Tessalonicenses 5.22 (#3), 1 Tessalonicenses 5.23 (#1), 1 Tessalonicenses 5.23 (#2), 1 Tessalonicenses 5.23 (#3), 1 Tessalonicenses 5.23 (#4), 1 Tessalonicenses 5.23 (#5), 1 Tessalonicenses 5.23 (#6), 1 Tessalonicenses 5.23 (#7), 1 Tessalonicenses 5.23 (#8), 1 Tessalonicenses 5.23 (#9), 1 Tessalonicenses 5.23 (#10), 1 Tessalonicenses 5.23 (#11), 1 Tessalonicenses 5.24 (#1), 1 Tessalonicenses 5.24 (#2), 1 Tessalonicenses 5.24 (#3), 1 Tessalonicenses 5.25 (#1), 1 Tessalonicenses 5.26 (#1), 1 Tessalonicenses 5.27 (#1), 1 Tessalonicenses 5.27 (#2), 1 Tessalonicenses 5.27 (#3), 1 Tessalonicenses 5.27 (#4), 1 Tessalonicenses 5.28 (#1), 1 Tessalonicenses 5.28 (#2), 1 Tessalonicenses 5.28 (#3), 1 Tessalonicenses 5.28 (#4)</w:t>
-      </w:r>
-      <w:r>
-        <w:rPr>
           <w:lang w:val="pt_PT" w:bidi="pt_PT"/>
         </w:rPr>
       </w:r>
@@ -37613,40 +37606,7 @@
         <w:rPr>
           <w:lang w:val="pt_PT" w:bidi="pt_PT"/>
         </w:rPr>
-        <w:t xml:space="preserve">Uma tradução mais literal vai dizer: </w:t>
-      </w:r>
-      <w:r>
-        <w:rPr>
-          <w:b/>
-          <w:lang w:val="pt_PT" w:bidi="pt_PT"/>
-        </w:rPr>
-        <w:t>quem despreza isto</w:t>
-      </w:r>
-      <w:r>
-        <w:rPr>
-          <w:i/>
-          <w:lang w:val="pt_PT" w:bidi="pt_PT"/>
-        </w:rPr>
-        <w:t xml:space="preserve">. </w:t>
-      </w:r>
-      <w:r>
-        <w:rPr>
-          <w:lang w:val="pt_PT" w:bidi="pt_PT"/>
-        </w:rPr>
-        <w:t xml:space="preserve">Aqui, a palavra </w:t>
-      </w:r>
-      <w:r>
-        <w:rPr>
-          <w:b/>
-          <w:lang w:val="pt_PT" w:bidi="pt_PT"/>
-        </w:rPr>
-        <w:t>isto</w:t>
-      </w:r>
-      <w:r>
-        <w:rPr>
-          <w:lang w:val="pt_PT" w:bidi="pt_PT"/>
-        </w:rPr>
-        <w:t xml:space="preserve"> refere-se ao que Paulo ordenou aos tessalonicenses sobre viver vidas santas e evitar a imoralidade sexual. Se for útil em seu idioma, você pode tornar essa ideia mais explícita. Tradução alternativa: “aquele que rejeita esses comandos sobre moralidade sexual” ou “aquele que rejeita o que dissemos sobre comportamento sexual”.</w:t>
+        <w:t>Paulo está omitindo algumas palavras que, em muitas línguas, seriam necessárias para que uma frase estivesse completa. Muitas línguas precisariam dizer o que está sendo rejeitado. Se isso for útil em sua língua, você pode se referir ao que Paulo ordenou aos tessalonicenses sobre viver vidas santas e evitar a imoralidade sexual. Tradução alternativa: "aquele que rejeita esses mandamentos sobre moralidade sexual" ou "aquele que rejeita o que dissemos sobre comportamento sexual".</w:t>
       </w:r>
     </w:p>
     <w:p>
@@ -37666,7 +37626,7 @@
         <w:rPr>
           <w:lang w:val="pt_PT" w:bidi="pt_PT"/>
         </w:rPr>
-        <w:t>Pronomes — Quando usá-los.</w:t>
+        <w:t>Elipse</w:t>
       </w:r>
       <w:r>
         <w:rPr>

--- a/por/docx/52.content.docx
+++ b/por/docx/52.content.docx
@@ -19,7 +19,7 @@
         <w:rPr>
           <w:lang w:val="pt_PT" w:bidi="pt_PT"/>
         </w:rPr>
-        <w:t>Resource: Notas de Tradução (unfoldingWord)</w:t>
+        <w:t>Resource: unfoldingWord® Translation Notes</w:t>
       </w:r>
       <w:r>
         <w:rPr>
@@ -90,7 +90,7 @@
         <w:rPr>
           <w:lang w:val="pt_PT" w:bidi="pt_PT"/>
         </w:rPr>
-        <w:t>Notas de Tradução (unfoldingWord)</w:t>
+        <w:t>unfoldingWord® Translation Notes</w:t>
       </w:r>
     </w:p>
     <w:p>

--- a/por/docx/52.content.docx
+++ b/por/docx/52.content.docx
@@ -1876,7 +1876,7 @@
           <w:b/>
           <w:lang w:val="pt_PT" w:bidi="pt_PT"/>
         </w:rPr>
-        <w:t>μνημονεύοντες ὑμῶν τοῦ ἔργου τῆς πίστεως, καὶ τοῦ κόπου τῆς ἀγάπης, καὶ τῆς ὑπομονῆς τῆς ἐλπίδος τοῦ Κυρίου ἡμῶν, Ἰησοῦ Χριστοῦ, ἔμπροσθεν τοῦ Θεοῦ καὶ Πατρὸς ἡμῶν;</w:t>
+        <w:t>μνημονεύοντες ὑμῶν τοῦ ἔργου τῆς πίστεως, καὶ τοῦ κόπου τῆς ἀγάπης, καὶ τῆς ὑπομονῆς τῆς ἐλπίδος τοῦ Κυρίου ἡμῶν, Ἰησοῦ Χριστοῦ, ἔμπροσθεν τοῦ Θεοῦ καὶ Πατρὸς ἡμῶν</w:t>
       </w:r>
     </w:p>
     <w:p>
@@ -3369,7 +3369,7 @@
           <w:b/>
           <w:lang w:val="pt_PT" w:bidi="pt_PT"/>
         </w:rPr>
-        <w:t>τὴν ἐκλογὴν ὑμῶν,</w:t>
+        <w:t>τὴν ἐκλογὴν ὑμῶν</w:t>
       </w:r>
     </w:p>
     <w:p>
@@ -11856,7 +11856,7 @@
           <w:b/>
           <w:lang w:val="pt_PT" w:bidi="pt_PT"/>
         </w:rPr>
-        <w:t>(Θεὸς μάρτυς)</w:t>
+        <w:t>Θεὸς μάρτυς</w:t>
       </w:r>
     </w:p>
     <w:p>
@@ -19805,7 +19805,7 @@
           <w:b/>
           <w:lang w:val="pt_PT" w:bidi="pt_PT"/>
         </w:rPr>
-        <w:t>τίς γὰρ ἡμῶν ἐλπὶς ἢ χαρὰ ἢ στέφανος καυχήσεως? ἢ οὐχὶ καὶ ὑμεῖς, ἔμπροσθεν τοῦ Κυρίου ἡμῶν, Ἰησοῦ, ἐν τῇ αὐτοῦ παρουσίᾳ?</w:t>
+        <w:t>τίς γὰρ ἡμῶν ἐλπὶς ἢ χαρὰ ἢ στέφανος καυχήσεως? ἢ οὐχὶ καὶ ὑμεῖς, ἔμπροσθεν τοῦ Κυρίου ἡμῶν, Ἰησοῦ, ἐν τῇ αὐτοῦ παρουσίᾳ</w:t>
       </w:r>
     </w:p>
     <w:p>
@@ -20463,7 +20463,7 @@
           <w:b/>
           <w:lang w:val="pt_PT" w:bidi="pt_PT"/>
         </w:rPr>
-        <w:t>καυχήσεως? ἢ οὐχὶ καὶ ὑμεῖς, ἔμπροσθεν τοῦ Κυρίου ἡμῶν, Ἰησοῦ, ἐν τῇ αὐτοῦ παρουσίᾳ?</w:t>
+        <w:t>καυχήσεως? ἢ οὐχὶ καὶ ὑμεῖς, ἔμπροσθεν τοῦ Κυρίου ἡμῶν, Ἰησοῦ, ἐν τῇ αὐτοῦ παρουσίᾳ</w:t>
       </w:r>
     </w:p>
     <w:p>
@@ -22616,7 +22616,7 @@
           <w:b/>
           <w:lang w:val="pt_PT" w:bidi="pt_PT"/>
         </w:rPr>
-        <w:t>στηρίξαι</w:t>
+        <w:t>τὸ στηρίξαι</w:t>
       </w:r>
     </w:p>
     <w:p>
@@ -28259,7 +28259,7 @@
           <w:b/>
           <w:lang w:val="pt_PT" w:bidi="pt_PT"/>
         </w:rPr>
-        <w:t>τίνα γὰρ εὐχαριστίαν δυνάμεθα τῷ Θεῷ ἀνταποδοῦναι περὶ ὑμῶν, ἐπὶ πάσῃ τῇ χαρᾷ ᾗ χαίρομεν δι’ ὑμᾶς, ἔμπροσθεν τοῦ Θεοῦ ἡμῶν. νυκτὸς καὶ ἡμέρας, ὑπέρἐκπερισσοῦ δεόμενοι εἰς τὸ ἰδεῖν ὑμῶν τὸ πρόσωπον, καὶ καταρτίσαι τὰ ὑστερήματα τῆς πίστεως ὑμῶν?</w:t>
+        <w:t>τίνα γὰρ εὐχαριστίαν δυνάμεθα τῷ Θεῷ ἀνταποδοῦναι περὶ ὑμῶν, ἐπὶ πάσῃ τῇ χαρᾷ ᾗ χαίρομεν δι’ ὑμᾶς, ἔμπροσθεν τοῦ Θεοῦ ἡμῶν. νυκτὸς καὶ ἡμέρας, ὑπέρἐκπερισσοῦ δεόμενοι εἰς τὸ ἰδεῖν ὑμῶν τὸ πρόσωπον, καὶ καταρτίσαι τὰ ὑστερήματα τῆς πίστεως ὑμῶν</w:t>
       </w:r>
     </w:p>
     <w:p>
@@ -29819,7 +29819,7 @@
           <w:b/>
           <w:lang w:val="pt_PT" w:bidi="pt_PT"/>
         </w:rPr>
-        <w:t>αὐτὸς δὲ ὁ Θεὸς καὶ Πατὴρ ἡμῶν, καὶ ὁ Κύριος ἡμῶν, Ἰησοῦς, κατευθύναι τὴν ὁδὸν ἡμῶν πρὸς ὑμᾶς. ὑμᾶς δὲ ὁ Κύριος πλεονάσαι καὶ περισσεύσαι τῇ ἀγάπῃ εἰς ἀλλήλους, καὶ εἰς πάντας, καθάπερ καὶ ἡμεῖς εἰς ὑμᾶς; εἰς τὸ στηρίξαι ὑμῶν τὰς καρδίας, ἀμέμπτους ἐν ἁγιωσύνῃ ἔμπροσθεν τοῦ Θεοῦ καὶ Πατρὸς ἡμῶν, ἐν τῇ παρουσίᾳ τοῦ Κυρίου ἡμῶν, Ἰησοῦ, μετὰ πάντων τῶν ἁγίων αὐτοῦ. ἀμήν!</w:t>
+        <w:t>αὐτὸς δὲ ὁ Θεὸς καὶ Πατὴρ ἡμῶν, καὶ ὁ Κύριος ἡμῶν, Ἰησοῦς, κατευθύναι τὴν ὁδὸν ἡμῶν πρὸς ὑμᾶς. ὑμᾶς δὲ ὁ Κύριος πλεονάσαι καὶ περισσεύσαι τῇ ἀγάπῃ εἰς ἀλλήλους, καὶ εἰς πάντας, καθάπερ καὶ ἡμεῖς εἰς ὑμᾶς; εἰς τὸ στηρίξαι ὑμῶν τὰς καρδίας, ἀμέμπτους ἐν ἁγιωσύνῃ ἔμπροσθεν τοῦ Θεοῦ καὶ Πατρὸς ἡμῶν, ἐν τῇ παρουσίᾳ τοῦ Κυρίου ἡμῶν, Ἰησοῦ, μετὰ πάντων τῶν ἁγίων αὐτοῦ. ἀμήν</w:t>
       </w:r>
     </w:p>
     <w:p>
@@ -33534,7 +33534,7 @@
           <w:b/>
           <w:lang w:val="pt_PT" w:bidi="pt_PT"/>
         </w:rPr>
-        <w:t>θέλημα τοῦ Θεοῦ, ὁ ἁγιασμὸς ὑμῶν,</w:t>
+        <w:t>θέλημα τοῦ Θεοῦ, ὁ ἁγιασμὸς ὑμῶν</w:t>
       </w:r>
     </w:p>
     <w:p>
@@ -50676,7 +50676,7 @@
           <w:b/>
           <w:lang w:val="pt_PT" w:bidi="pt_PT"/>
         </w:rPr>
-        <w:t>πάντες &amp; ὑμεῖς υἱοὶ φωτός ἐστε, καὶ υἱοὶ ἡμέρας οὐκ ἐσμὲν νυκτὸς οὐδὲ σκότους</w:t>
+        <w:t>πάντες &amp; ὑμεῖς υἱοὶ φωτός ἐστε, καὶ υἱοὶ ἡμέρας. οὐκ ἐσμὲν νυκτὸς οὐδὲ σκότους</w:t>
       </w:r>
     </w:p>
     <w:p>
@@ -61376,7 +61376,7 @@
           <w:b/>
           <w:lang w:val="pt_PT" w:bidi="pt_PT"/>
         </w:rPr>
-        <w:t>ὁλόκληρον ὑμῶν τὸ πνεῦμα, καὶ ἡ ψυχὴ, καὶ τὸ σῶμα, ἀμέμπτως &amp; τηρηθείη.</w:t>
+        <w:t>ὁλόκληρον ὑμῶν τὸ πνεῦμα, καὶ ἡ ψυχὴ, καὶ τὸ σῶμα, ἀμέμπτως &amp; τηρηθείη</w:t>
       </w:r>
     </w:p>
     <w:p>

--- a/por/docx/52.content.docx
+++ b/por/docx/52.content.docx
@@ -821,21 +821,6 @@
           <w:b/>
           <w:lang w:val="pt_PT" w:bidi="pt_PT"/>
         </w:rPr>
-        <w:t>Θεῷ Πατρὶ καὶ Κυρίῳ Ἰησοῦ Χριστῷ</w:t>
-      </w:r>
-    </w:p>
-    <w:p>
-      <w:pPr/>
-      <w:r>
-        <w:rPr>
-          <w:lang w:val="pt_PT" w:bidi="pt_PT"/>
-        </w:rPr>
-      </w:r>
-      <w:r>
-        <w:rPr>
-          <w:b/>
-          <w:lang w:val="pt_PT" w:bidi="pt_PT"/>
-        </w:rPr>
         <w:t>"</w:t>
       </w:r>
       <w:r>
@@ -1486,21 +1471,6 @@
           <w:b/>
           <w:lang w:val="pt_PT" w:bidi="pt_PT"/>
         </w:rPr>
-        <w:t>εὐχαριστοῦμεν τῷ Θεῷ πάντοτε περὶ πάντων ὑμῶν, μνείαν ποιούμενοι ἐπὶ τῶν προσευχῶν ἡμῶν, ἀδιαλείπτως</w:t>
-      </w:r>
-    </w:p>
-    <w:p>
-      <w:pPr/>
-      <w:r>
-        <w:rPr>
-          <w:lang w:val="pt_PT" w:bidi="pt_PT"/>
-        </w:rPr>
-      </w:r>
-      <w:r>
-        <w:rPr>
-          <w:b/>
-          <w:lang w:val="pt_PT" w:bidi="pt_PT"/>
-        </w:rPr>
         <w:t>"Nas nossas orações sempre damos graças a Deus por todos vocês".</w:t>
       </w:r>
     </w:p>
@@ -1876,21 +1846,6 @@
           <w:b/>
           <w:lang w:val="pt_PT" w:bidi="pt_PT"/>
         </w:rPr>
-        <w:t>μνημονεύοντες ὑμῶν τοῦ ἔργου τῆς πίστεως, καὶ τοῦ κόπου τῆς ἀγάπης, καὶ τῆς ὑπομονῆς τῆς ἐλπίδος τοῦ Κυρίου ἡμῶν, Ἰησοῦ Χριστοῦ, ἔμπροσθεν τοῦ Θεοῦ καὶ Πατρὸς ἡμῶν</w:t>
-      </w:r>
-    </w:p>
-    <w:p>
-      <w:pPr/>
-      <w:r>
-        <w:rPr>
-          <w:lang w:val="pt_PT" w:bidi="pt_PT"/>
-        </w:rPr>
-      </w:r>
-      <w:r>
-        <w:rPr>
-          <w:b/>
-          <w:lang w:val="pt_PT" w:bidi="pt_PT"/>
-        </w:rPr>
         <w:t>"Pois lembramos, na presença do nosso Deus e Pai, como vocês puseram em prática a sua fé, como o amor de vocês os fez trabalhar tanto e como é firme a esperança que vocês têm no nosso Senhor Jesus Cristo".</w:t>
       </w:r>
     </w:p>
@@ -1973,21 +1928,6 @@
         <w:rPr>
           <w:lang w:val="pt_PT" w:bidi="pt_PT"/>
         </w:rPr>
-      </w:r>
-    </w:p>
-    <w:p>
-      <w:pPr/>
-      <w:r>
-        <w:rPr>
-          <w:lang w:val="pt_PT" w:bidi="pt_PT"/>
-        </w:rPr>
-      </w:r>
-      <w:r>
-        <w:rPr>
-          <w:b/>
-          <w:lang w:val="pt_PT" w:bidi="pt_PT"/>
-        </w:rPr>
-        <w:t>ὑμῶν τοῦ ἔργου τῆς πίστεως, καὶ τοῦ κόπου τῆς ἀγάπης, καὶ τῆς ὑπομονῆς τῆς ἐλπίδος τοῦ Κυρίου ἡμῶν, Ἰησοῦ Χριστοῦ</w:t>
       </w:r>
     </w:p>
     <w:p>
@@ -3831,21 +3771,6 @@
           <w:b/>
           <w:lang w:val="pt_PT" w:bidi="pt_PT"/>
         </w:rPr>
-        <w:t>ἐν δυνάμει, καὶ ἐν Πνεύματι Ἁγίῳ, καὶ πληροφορίᾳ πολλῇ</w:t>
-      </w:r>
-    </w:p>
-    <w:p>
-      <w:pPr/>
-      <w:r>
-        <w:rPr>
-          <w:lang w:val="pt_PT" w:bidi="pt_PT"/>
-        </w:rPr>
-      </w:r>
-      <w:r>
-        <w:rPr>
-          <w:b/>
-          <w:lang w:val="pt_PT" w:bidi="pt_PT"/>
-        </w:rPr>
         <w:t>"mas também com poder, com o Espírito Santo e com a certeza de que esta mensagem é a verdade".</w:t>
       </w:r>
     </w:p>
@@ -5076,21 +5001,6 @@
           <w:b/>
           <w:lang w:val="pt_PT" w:bidi="pt_PT"/>
         </w:rPr>
-        <w:t>γενέσθαι ὑμᾶς τύπους πᾶσιν τοῖς πιστεύουσιν ἐν τῇ Μακεδονίᾳ καὶ ἐν τῇ Ἀχαΐᾳ</w:t>
-      </w:r>
-    </w:p>
-    <w:p>
-      <w:pPr/>
-      <w:r>
-        <w:rPr>
-          <w:lang w:val="pt_PT" w:bidi="pt_PT"/>
-        </w:rPr>
-      </w:r>
-      <w:r>
-        <w:rPr>
-          <w:b/>
-          <w:lang w:val="pt_PT" w:bidi="pt_PT"/>
-        </w:rPr>
         <w:t>"vocês se tornaram um exemplo para todos os cristãos das províncias da Macedônia e da Acaia".</w:t>
       </w:r>
     </w:p>
@@ -5422,21 +5332,6 @@
           <w:b/>
           <w:lang w:val="pt_PT" w:bidi="pt_PT"/>
         </w:rPr>
-        <w:t>ἀφ’ ὑμῶν &amp; ἐξήχηται ὁ λόγος τοῦ Κυρίου</w:t>
-      </w:r>
-    </w:p>
-    <w:p>
-      <w:pPr/>
-      <w:r>
-        <w:rPr>
-          <w:lang w:val="pt_PT" w:bidi="pt_PT"/>
-        </w:rPr>
-      </w:r>
-      <w:r>
-        <w:rPr>
-          <w:b/>
-          <w:lang w:val="pt_PT" w:bidi="pt_PT"/>
-        </w:rPr>
         <w:t>"a mensagem a respeito do Senhor partiu de vocês".</w:t>
       </w:r>
     </w:p>
@@ -5741,21 +5636,6 @@
         <w:rPr>
           <w:lang w:val="pt_PT" w:bidi="pt_PT"/>
         </w:rPr>
-      </w:r>
-    </w:p>
-    <w:p>
-      <w:pPr/>
-      <w:r>
-        <w:rPr>
-          <w:lang w:val="pt_PT" w:bidi="pt_PT"/>
-        </w:rPr>
-      </w:r>
-      <w:r>
-        <w:rPr>
-          <w:b/>
-          <w:lang w:val="pt_PT" w:bidi="pt_PT"/>
-        </w:rPr>
-        <w:t>ἐν τῇ Μακεδονίᾳ καὶ ἐν τῇ Ἀχαΐᾳ</w:t>
       </w:r>
     </w:p>
     <w:p>
@@ -9113,21 +8993,6 @@
           <w:b/>
           <w:lang w:val="pt_PT" w:bidi="pt_PT"/>
         </w:rPr>
-        <w:t>προπαθόντες καὶ ὑβρισθέντες, καθὼς οἴδατε, ἐν Φιλίπποις</w:t>
-      </w:r>
-    </w:p>
-    <w:p>
-      <w:pPr/>
-      <w:r>
-        <w:rPr>
-          <w:lang w:val="pt_PT" w:bidi="pt_PT"/>
-        </w:rPr>
-      </w:r>
-      <w:r>
-        <w:rPr>
-          <w:b/>
-          <w:lang w:val="pt_PT" w:bidi="pt_PT"/>
-        </w:rPr>
         <w:t>"Sabem também como fomos maltratados e insultados na cidade de Filipos".</w:t>
       </w:r>
     </w:p>
@@ -9366,21 +9231,6 @@
           <w:b/>
           <w:lang w:val="pt_PT" w:bidi="pt_PT"/>
         </w:rPr>
-        <w:t>προπαθόντες καὶ ὑβρισθέντες</w:t>
-      </w:r>
-    </w:p>
-    <w:p>
-      <w:pPr/>
-      <w:r>
-        <w:rPr>
-          <w:lang w:val="pt_PT" w:bidi="pt_PT"/>
-        </w:rPr>
-      </w:r>
-      <w:r>
-        <w:rPr>
-          <w:b/>
-          <w:lang w:val="pt_PT" w:bidi="pt_PT"/>
-        </w:rPr>
         <w:t>"como fomos maltratados e insultados".</w:t>
       </w:r>
     </w:p>
@@ -9562,21 +9412,6 @@
           <w:b/>
           <w:lang w:val="pt_PT" w:bidi="pt_PT"/>
         </w:rPr>
-        <w:t>ἀλλὰ προπαθόντες καὶ ὑβρισθέντες, καθὼς οἴδατε, ἐν Φιλίπποις</w:t>
-      </w:r>
-    </w:p>
-    <w:p>
-      <w:pPr/>
-      <w:r>
-        <w:rPr>
-          <w:lang w:val="pt_PT" w:bidi="pt_PT"/>
-        </w:rPr>
-      </w:r>
-      <w:r>
-        <w:rPr>
-          <w:b/>
-          <w:lang w:val="pt_PT" w:bidi="pt_PT"/>
-        </w:rPr>
         <w:t>"Sabem também como fomos maltratados e insultados na cidade de Filipos".</w:t>
       </w:r>
     </w:p>
@@ -10247,21 +10082,6 @@
           <w:b/>
           <w:lang w:val="pt_PT" w:bidi="pt_PT"/>
         </w:rPr>
-        <w:t>ἡ &amp; παράκλησις ἡμῶν οὐκ ἐκ πλάνης, οὐδὲ ἐξ ἀκαθαρσίας, οὐδὲ ἐν δόλῳ</w:t>
-      </w:r>
-    </w:p>
-    <w:p>
-      <w:pPr/>
-      <w:r>
-        <w:rPr>
-          <w:lang w:val="pt_PT" w:bidi="pt_PT"/>
-        </w:rPr>
-      </w:r>
-      <w:r>
-        <w:rPr>
-          <w:b/>
-          <w:lang w:val="pt_PT" w:bidi="pt_PT"/>
-        </w:rPr>
         <w:t>"Aquilo que anunciamos a vocês não se baseia em erros ou em má intenção; e também não tentamos enganar ninguém".</w:t>
       </w:r>
     </w:p>
@@ -10580,21 +10400,6 @@
           <w:b/>
           <w:lang w:val="pt_PT" w:bidi="pt_PT"/>
         </w:rPr>
-        <w:t>καθὼς δεδοκιμάσμεθα ὑπὸ τοῦ Θεοῦ, πιστευθῆναι τὸ εὐαγγέλιον, οὕτως λαλοῦμεν</w:t>
-      </w:r>
-    </w:p>
-    <w:p>
-      <w:pPr/>
-      <w:r>
-        <w:rPr>
-          <w:lang w:val="pt_PT" w:bidi="pt_PT"/>
-        </w:rPr>
-      </w:r>
-      <w:r>
-        <w:rPr>
-          <w:b/>
-          <w:lang w:val="pt_PT" w:bidi="pt_PT"/>
-        </w:rPr>
         <w:t>"Pelo contrário, sempre falamos como Deus quer que falemos, porque ele nos aprovou e nos deu a tarefa de anunciar o evangelho".</w:t>
       </w:r>
     </w:p>
@@ -10678,21 +10483,6 @@
           <w:b/>
           <w:lang w:val="pt_PT" w:bidi="pt_PT"/>
         </w:rPr>
-        <w:t>δεδοκιμάσμεθα ὑπὸ τοῦ Θεοῦ, πιστευθῆναι</w:t>
-      </w:r>
-    </w:p>
-    <w:p>
-      <w:pPr/>
-      <w:r>
-        <w:rPr>
-          <w:lang w:val="pt_PT" w:bidi="pt_PT"/>
-        </w:rPr>
-      </w:r>
-      <w:r>
-        <w:rPr>
-          <w:b/>
-          <w:lang w:val="pt_PT" w:bidi="pt_PT"/>
-        </w:rPr>
         <w:t>"</w:t>
       </w:r>
       <w:r>
@@ -11194,21 +10984,6 @@
         <w:rPr>
           <w:lang w:val="pt_PT" w:bidi="pt_PT"/>
         </w:rPr>
-      </w:r>
-    </w:p>
-    <w:p>
-      <w:pPr/>
-      <w:r>
-        <w:rPr>
-          <w:lang w:val="pt_PT" w:bidi="pt_PT"/>
-        </w:rPr>
-      </w:r>
-      <w:r>
-        <w:rPr>
-          <w:b/>
-          <w:lang w:val="pt_PT" w:bidi="pt_PT"/>
-        </w:rPr>
-        <w:t>οὔτε γάρ ποτε ἐν λόγῳ κολακίας ἐγενήθημεν, καθὼς οἴδατε</w:t>
       </w:r>
     </w:p>
     <w:p>
@@ -11967,21 +11742,6 @@
           <w:b/>
           <w:lang w:val="pt_PT" w:bidi="pt_PT"/>
         </w:rPr>
-        <w:t>ἐξ ἀνθρώπων δόξαν, οὔτε ἀφ’ ὑμῶν, οὔτε ἀπ’ ἄλλων</w:t>
-      </w:r>
-    </w:p>
-    <w:p>
-      <w:pPr/>
-      <w:r>
-        <w:rPr>
-          <w:lang w:val="pt_PT" w:bidi="pt_PT"/>
-        </w:rPr>
-      </w:r>
-      <w:r>
-        <w:rPr>
-          <w:b/>
-          <w:lang w:val="pt_PT" w:bidi="pt_PT"/>
-        </w:rPr>
         <w:t>"</w:t>
       </w:r>
       <w:r>
@@ -12485,21 +12245,6 @@
         <w:rPr>
           <w:lang w:val="pt_PT" w:bidi="pt_PT"/>
         </w:rPr>
-      </w:r>
-    </w:p>
-    <w:p>
-      <w:pPr/>
-      <w:r>
-        <w:rPr>
-          <w:lang w:val="pt_PT" w:bidi="pt_PT"/>
-        </w:rPr>
-      </w:r>
-      <w:r>
-        <w:rPr>
-          <w:b/>
-          <w:lang w:val="pt_PT" w:bidi="pt_PT"/>
-        </w:rPr>
-        <w:t>ἐν μέσῳ ὑμῶν</w:t>
       </w:r>
     </w:p>
     <w:p>
@@ -15386,21 +15131,6 @@
           <w:b/>
           <w:lang w:val="pt_PT" w:bidi="pt_PT"/>
         </w:rPr>
-        <w:t>λόγον ἀκοῆς &amp; λόγον ἀνθρώπων &amp; λόγον Θεοῦ</w:t>
-      </w:r>
-    </w:p>
-    <w:p>
-      <w:pPr/>
-      <w:r>
-        <w:rPr>
-          <w:lang w:val="pt_PT" w:bidi="pt_PT"/>
-        </w:rPr>
-      </w:r>
-      <w:r>
-        <w:rPr>
-          <w:b/>
-          <w:lang w:val="pt_PT" w:bidi="pt_PT"/>
-        </w:rPr>
         <w:t xml:space="preserve">"a </w:t>
       </w:r>
       <w:r>
@@ -16742,21 +16472,6 @@
           <w:b/>
           <w:lang w:val="pt_PT" w:bidi="pt_PT"/>
         </w:rPr>
-        <w:t>τῶν καὶ τὸν Κύριον ἀποκτεινάντων Ἰησοῦν, καὶ τοὺς προφήτας, καὶ ἡμᾶς ἐκδιωξάντων; καὶ Θεῷ μὴ ἀρεσκόντων, καὶ πᾶσιν ἀνθρώποις ἐναντίων</w:t>
-      </w:r>
-    </w:p>
-    <w:p>
-      <w:pPr/>
-      <w:r>
-        <w:rPr>
-          <w:lang w:val="pt_PT" w:bidi="pt_PT"/>
-        </w:rPr>
-      </w:r>
-      <w:r>
-        <w:rPr>
-          <w:b/>
-          <w:lang w:val="pt_PT" w:bidi="pt_PT"/>
-        </w:rPr>
         <w:t>"</w:t>
       </w:r>
       <w:r>
@@ -16840,21 +16555,6 @@
         <w:rPr>
           <w:lang w:val="pt_PT" w:bidi="pt_PT"/>
         </w:rPr>
-      </w:r>
-    </w:p>
-    <w:p>
-      <w:pPr/>
-      <w:r>
-        <w:rPr>
-          <w:lang w:val="pt_PT" w:bidi="pt_PT"/>
-        </w:rPr>
-      </w:r>
-      <w:r>
-        <w:rPr>
-          <w:b/>
-          <w:lang w:val="pt_PT" w:bidi="pt_PT"/>
-        </w:rPr>
-        <w:t>τῶν καὶ τὸν Κύριον ἀποκτεινάντων Ἰησοῦν, καὶ τοὺς προφήτας, καὶ ἡμᾶς ἐκδιωξάντων</w:t>
       </w:r>
     </w:p>
     <w:p>
@@ -18979,21 +18679,6 @@
           <w:b/>
           <w:lang w:val="pt_PT" w:bidi="pt_PT"/>
         </w:rPr>
-        <w:t>περισσοτέρως ἐσπουδάσαμεν τὸ πρόσωπον ὑμῶν ἰδεῖν ἐν πολλῇ ἐπιθυμίᾳ</w:t>
-      </w:r>
-    </w:p>
-    <w:p>
-      <w:pPr/>
-      <w:r>
-        <w:rPr>
-          <w:lang w:val="pt_PT" w:bidi="pt_PT"/>
-        </w:rPr>
-      </w:r>
-      <w:r>
-        <w:rPr>
-          <w:b/>
-          <w:lang w:val="pt_PT" w:bidi="pt_PT"/>
-        </w:rPr>
         <w:t>"Sentimos muitas saudades de vocês e gostaríamos de vê-los outra vez".</w:t>
       </w:r>
     </w:p>
@@ -19805,21 +19490,6 @@
           <w:b/>
           <w:lang w:val="pt_PT" w:bidi="pt_PT"/>
         </w:rPr>
-        <w:t>τίς γὰρ ἡμῶν ἐλπὶς ἢ χαρὰ ἢ στέφανος καυχήσεως? ἢ οὐχὶ καὶ ὑμεῖς, ἔμπροσθεν τοῦ Κυρίου ἡμῶν, Ἰησοῦ, ἐν τῇ αὐτοῦ παρουσίᾳ</w:t>
-      </w:r>
-    </w:p>
-    <w:p>
-      <w:pPr/>
-      <w:r>
-        <w:rPr>
-          <w:lang w:val="pt_PT" w:bidi="pt_PT"/>
-        </w:rPr>
-      </w:r>
-      <w:r>
-        <w:rPr>
-          <w:b/>
-          <w:lang w:val="pt_PT" w:bidi="pt_PT"/>
-        </w:rPr>
         <w:t>"</w:t>
       </w:r>
       <w:r>
@@ -20015,21 +19685,6 @@
         <w:rPr>
           <w:lang w:val="pt_PT" w:bidi="pt_PT"/>
         </w:rPr>
-      </w:r>
-    </w:p>
-    <w:p>
-      <w:pPr/>
-      <w:r>
-        <w:rPr>
-          <w:lang w:val="pt_PT" w:bidi="pt_PT"/>
-        </w:rPr>
-      </w:r>
-      <w:r>
-        <w:rPr>
-          <w:b/>
-          <w:lang w:val="pt_PT" w:bidi="pt_PT"/>
-        </w:rPr>
-        <w:t>τίς &amp; ἡμῶν ἐλπὶς ἢ χαρὰ ἢ στέφανος καυχήσεως</w:t>
       </w:r>
     </w:p>
     <w:p>
@@ -22962,21 +22617,6 @@
           <w:b/>
           <w:lang w:val="pt_PT" w:bidi="pt_PT"/>
         </w:rPr>
-        <w:t>μηδένα σαίνεσθαι ἐν ταῖς θλίψεσιν ταύταις</w:t>
-      </w:r>
-    </w:p>
-    <w:p>
-      <w:pPr/>
-      <w:r>
-        <w:rPr>
-          <w:lang w:val="pt_PT" w:bidi="pt_PT"/>
-        </w:rPr>
-      </w:r>
-      <w:r>
-        <w:rPr>
-          <w:b/>
-          <w:lang w:val="pt_PT" w:bidi="pt_PT"/>
-        </w:rPr>
         <w:t>"</w:t>
       </w:r>
       <w:r>
@@ -23834,21 +23474,6 @@
           <w:b/>
           <w:lang w:val="pt_PT" w:bidi="pt_PT"/>
         </w:rPr>
-        <w:t>πρὸς ὑμᾶς ἦμεν, προελέγομεν ὑμῖν ὅτι μέλλομεν</w:t>
-      </w:r>
-    </w:p>
-    <w:p>
-      <w:pPr/>
-      <w:r>
-        <w:rPr>
-          <w:lang w:val="pt_PT" w:bidi="pt_PT"/>
-        </w:rPr>
-      </w:r>
-      <w:r>
-        <w:rPr>
-          <w:b/>
-          <w:lang w:val="pt_PT" w:bidi="pt_PT"/>
-        </w:rPr>
         <w:t>"</w:t>
       </w:r>
       <w:r>
@@ -23932,21 +23557,6 @@
         <w:rPr>
           <w:lang w:val="pt_PT" w:bidi="pt_PT"/>
         </w:rPr>
-      </w:r>
-    </w:p>
-    <w:p>
-      <w:pPr/>
-      <w:r>
-        <w:rPr>
-          <w:lang w:val="pt_PT" w:bidi="pt_PT"/>
-        </w:rPr>
-      </w:r>
-      <w:r>
-        <w:rPr>
-          <w:b/>
-          <w:lang w:val="pt_PT" w:bidi="pt_PT"/>
-        </w:rPr>
-        <w:t>προελέγομεν ὑμῖν ὅτι μέλλομεν θλίβεσθαι, καθὼς</w:t>
       </w:r>
     </w:p>
     <w:p>
@@ -26606,21 +26216,6 @@
           <w:b/>
           <w:lang w:val="pt_PT" w:bidi="pt_PT"/>
         </w:rPr>
-        <w:t>ἐπὶ πάσῃ τῇ ἀνάγκῃ καὶ θλίψει ἡμῶν, διὰ τῆς ὑμῶν πίστεως</w:t>
-      </w:r>
-    </w:p>
-    <w:p>
-      <w:pPr/>
-      <w:r>
-        <w:rPr>
-          <w:lang w:val="pt_PT" w:bidi="pt_PT"/>
-        </w:rPr>
-      </w:r>
-      <w:r>
-        <w:rPr>
-          <w:b/>
-          <w:lang w:val="pt_PT" w:bidi="pt_PT"/>
-        </w:rPr>
         <w:t>"</w:t>
       </w:r>
       <w:r>
@@ -26834,21 +26429,6 @@
           <w:b/>
           <w:lang w:val="pt_PT" w:bidi="pt_PT"/>
         </w:rPr>
-        <w:t>νῦν ζῶμεν, ἐὰν ὑμεῖς στήκετε ἐν Κυρίῳ</w:t>
-      </w:r>
-    </w:p>
-    <w:p>
-      <w:pPr/>
-      <w:r>
-        <w:rPr>
-          <w:lang w:val="pt_PT" w:bidi="pt_PT"/>
-        </w:rPr>
-      </w:r>
-      <w:r>
-        <w:rPr>
-          <w:b/>
-          <w:lang w:val="pt_PT" w:bidi="pt_PT"/>
-        </w:rPr>
         <w:t>"</w:t>
       </w:r>
       <w:r>
@@ -27923,21 +27503,6 @@
           <w:b/>
           <w:lang w:val="pt_PT" w:bidi="pt_PT"/>
         </w:rPr>
-        <w:t>ἐπὶ πάσῃ τῇ χαρᾷ ᾗ χαίρομεν</w:t>
-      </w:r>
-    </w:p>
-    <w:p>
-      <w:pPr/>
-      <w:r>
-        <w:rPr>
-          <w:lang w:val="pt_PT" w:bidi="pt_PT"/>
-        </w:rPr>
-      </w:r>
-      <w:r>
-        <w:rPr>
-          <w:b/>
-          <w:lang w:val="pt_PT" w:bidi="pt_PT"/>
-        </w:rPr>
         <w:t>"</w:t>
       </w:r>
       <w:r>
@@ -28245,21 +27810,6 @@
         <w:rPr>
           <w:lang w:val="pt_PT" w:bidi="pt_PT"/>
         </w:rPr>
-      </w:r>
-    </w:p>
-    <w:p>
-      <w:pPr/>
-      <w:r>
-        <w:rPr>
-          <w:lang w:val="pt_PT" w:bidi="pt_PT"/>
-        </w:rPr>
-      </w:r>
-      <w:r>
-        <w:rPr>
-          <w:b/>
-          <w:lang w:val="pt_PT" w:bidi="pt_PT"/>
-        </w:rPr>
-        <w:t>τίνα γὰρ εὐχαριστίαν δυνάμεθα τῷ Θεῷ ἀνταποδοῦναι περὶ ὑμῶν, ἐπὶ πάσῃ τῇ χαρᾷ ᾗ χαίρομεν δι’ ὑμᾶς, ἔμπροσθεν τοῦ Θεοῦ ἡμῶν. νυκτὸς καὶ ἡμέρας, ὑπέρἐκπερισσοῦ δεόμενοι εἰς τὸ ἰδεῖν ὑμῶν τὸ πρόσωπον, καὶ καταρτίσαι τὰ ὑστερήματα τῆς πίστεως ὑμῶν</w:t>
       </w:r>
     </w:p>
     <w:p>
@@ -29819,21 +29369,6 @@
           <w:b/>
           <w:lang w:val="pt_PT" w:bidi="pt_PT"/>
         </w:rPr>
-        <w:t>αὐτὸς δὲ ὁ Θεὸς καὶ Πατὴρ ἡμῶν, καὶ ὁ Κύριος ἡμῶν, Ἰησοῦς, κατευθύναι τὴν ὁδὸν ἡμῶν πρὸς ὑμᾶς. ὑμᾶς δὲ ὁ Κύριος πλεονάσαι καὶ περισσεύσαι τῇ ἀγάπῃ εἰς ἀλλήλους, καὶ εἰς πάντας, καθάπερ καὶ ἡμεῖς εἰς ὑμᾶς; εἰς τὸ στηρίξαι ὑμῶν τὰς καρδίας, ἀμέμπτους ἐν ἁγιωσύνῃ ἔμπροσθεν τοῦ Θεοῦ καὶ Πατρὸς ἡμῶν, ἐν τῇ παρουσίᾳ τοῦ Κυρίου ἡμῶν, Ἰησοῦ, μετὰ πάντων τῶν ἁγίων αὐτοῦ. ἀμήν</w:t>
-      </w:r>
-    </w:p>
-    <w:p>
-      <w:pPr/>
-      <w:r>
-        <w:rPr>
-          <w:lang w:val="pt_PT" w:bidi="pt_PT"/>
-        </w:rPr>
-      </w:r>
-      <w:r>
-        <w:rPr>
-          <w:b/>
-          <w:lang w:val="pt_PT" w:bidi="pt_PT"/>
-        </w:rPr>
         <w:t>"</w:t>
       </w:r>
       <w:r>
@@ -30214,21 +29749,6 @@
         <w:rPr>
           <w:lang w:val="pt_PT" w:bidi="pt_PT"/>
         </w:rPr>
-      </w:r>
-    </w:p>
-    <w:p>
-      <w:pPr/>
-      <w:r>
-        <w:rPr>
-          <w:lang w:val="pt_PT" w:bidi="pt_PT"/>
-        </w:rPr>
-      </w:r>
-      <w:r>
-        <w:rPr>
-          <w:b/>
-          <w:lang w:val="pt_PT" w:bidi="pt_PT"/>
-        </w:rPr>
-        <w:t>τῇ ἀγάπῃ εἰς ἀλλήλους, καὶ εἰς πάντας, καθάπερ καὶ ἡμεῖς εἰς ὑμᾶς</w:t>
       </w:r>
     </w:p>
     <w:p>
@@ -33534,21 +33054,6 @@
           <w:b/>
           <w:lang w:val="pt_PT" w:bidi="pt_PT"/>
         </w:rPr>
-        <w:t>θέλημα τοῦ Θεοῦ, ὁ ἁγιασμὸς ὑμῶν</w:t>
-      </w:r>
-    </w:p>
-    <w:p>
-      <w:pPr/>
-      <w:r>
-        <w:rPr>
-          <w:lang w:val="pt_PT" w:bidi="pt_PT"/>
-        </w:rPr>
-      </w:r>
-      <w:r>
-        <w:rPr>
-          <w:b/>
-          <w:lang w:val="pt_PT" w:bidi="pt_PT"/>
-        </w:rPr>
         <w:t>"O que Deus quer de vocês é isto: que sejam completamente dedicados a ele".</w:t>
       </w:r>
     </w:p>
@@ -33819,21 +33324,6 @@
           <w:b/>
           <w:lang w:val="pt_PT" w:bidi="pt_PT"/>
         </w:rPr>
-        <w:t>ἀπέχεσθαι ὑμᾶς ἀπὸ</w:t>
-      </w:r>
-    </w:p>
-    <w:p>
-      <w:pPr/>
-      <w:r>
-        <w:rPr>
-          <w:lang w:val="pt_PT" w:bidi="pt_PT"/>
-        </w:rPr>
-      </w:r>
-      <w:r>
-        <w:rPr>
-          <w:b/>
-          <w:lang w:val="pt_PT" w:bidi="pt_PT"/>
-        </w:rPr>
         <w:t>"e que fiquem livres".</w:t>
       </w:r>
     </w:p>
@@ -36713,21 +36203,6 @@
           <w:b/>
           <w:lang w:val="pt_PT" w:bidi="pt_PT"/>
         </w:rPr>
-        <w:t>καθὼς καὶ προείπαμεν ὑμῖν καὶ διεμαρτυράμεθα</w:t>
-      </w:r>
-    </w:p>
-    <w:p>
-      <w:pPr/>
-      <w:r>
-        <w:rPr>
-          <w:lang w:val="pt_PT" w:bidi="pt_PT"/>
-        </w:rPr>
-      </w:r>
-      <w:r>
-        <w:rPr>
-          <w:b/>
-          <w:lang w:val="pt_PT" w:bidi="pt_PT"/>
-        </w:rPr>
         <w:t>"como nós já lhes dissemos e avisamos".</w:t>
       </w:r>
     </w:p>
@@ -37662,21 +37137,6 @@
           <w:b/>
           <w:lang w:val="pt_PT" w:bidi="pt_PT"/>
         </w:rPr>
-        <w:t>οὐκ ἄνθρωπον ἀθετεῖ, ἀλλὰ τὸν Θεὸν, τὸν διδόντα</w:t>
-      </w:r>
-    </w:p>
-    <w:p>
-      <w:pPr/>
-      <w:r>
-        <w:rPr>
-          <w:lang w:val="pt_PT" w:bidi="pt_PT"/>
-        </w:rPr>
-      </w:r>
-      <w:r>
-        <w:rPr>
-          <w:b/>
-          <w:lang w:val="pt_PT" w:bidi="pt_PT"/>
-        </w:rPr>
         <w:t>"não está rejeitando um ser humano, mas a Deus".</w:t>
       </w:r>
     </w:p>
@@ -38563,21 +38023,6 @@
           <w:b/>
           <w:lang w:val="pt_PT" w:bidi="pt_PT"/>
         </w:rPr>
-        <w:t>οὐ χρείαν ἔχετε γράφειν ὑμῖν, αὐτοὶ γὰρ ὑμεῖς θεοδίδακτοί ἐστε, εἰς τὸ ἀγαπᾶν ἀλλήλους</w:t>
-      </w:r>
-    </w:p>
-    <w:p>
-      <w:pPr/>
-      <w:r>
-        <w:rPr>
-          <w:lang w:val="pt_PT" w:bidi="pt_PT"/>
-        </w:rPr>
-      </w:r>
-      <w:r>
-        <w:rPr>
-          <w:b/>
-          <w:lang w:val="pt_PT" w:bidi="pt_PT"/>
-        </w:rPr>
         <w:t>"Não há necessidade de lhes escrever a respeito do amor pelos irmãos na fé, pois o próprio Deus lhes ensinou que vocês devem amar uns aos outros".</w:t>
       </w:r>
     </w:p>
@@ -38901,21 +38346,6 @@
         <w:rPr>
           <w:lang w:val="pt_PT" w:bidi="pt_PT"/>
         </w:rPr>
-      </w:r>
-    </w:p>
-    <w:p>
-      <w:pPr/>
-      <w:r>
-        <w:rPr>
-          <w:lang w:val="pt_PT" w:bidi="pt_PT"/>
-        </w:rPr>
-      </w:r>
-      <w:r>
-        <w:rPr>
-          <w:b/>
-          <w:lang w:val="pt_PT" w:bidi="pt_PT"/>
-        </w:rPr>
-        <w:t>αὐτοὶ &amp; ὑμεῖς θεοδίδακτοί ἐστε</w:t>
       </w:r>
     </w:p>
     <w:p>
@@ -42762,21 +42192,6 @@
           <w:b/>
           <w:lang w:val="pt_PT" w:bidi="pt_PT"/>
         </w:rPr>
-        <w:t>τοὺς κοιμηθέντας</w:t>
-      </w:r>
-    </w:p>
-    <w:p>
-      <w:pPr/>
-      <w:r>
-        <w:rPr>
-          <w:lang w:val="pt_PT" w:bidi="pt_PT"/>
-        </w:rPr>
-      </w:r>
-      <w:r>
-        <w:rPr>
-          <w:b/>
-          <w:lang w:val="pt_PT" w:bidi="pt_PT"/>
-        </w:rPr>
         <w:t>"os que morreram".</w:t>
       </w:r>
     </w:p>
@@ -43869,21 +43284,6 @@
           <w:b/>
           <w:lang w:val="pt_PT" w:bidi="pt_PT"/>
         </w:rPr>
-        <w:t>ἡμεῖς οἱ ζῶντες, οἱ περιλειπόμενοι</w:t>
-      </w:r>
-    </w:p>
-    <w:p>
-      <w:pPr/>
-      <w:r>
-        <w:rPr>
-          <w:lang w:val="pt_PT" w:bidi="pt_PT"/>
-        </w:rPr>
-      </w:r>
-      <w:r>
-        <w:rPr>
-          <w:b/>
-          <w:lang w:val="pt_PT" w:bidi="pt_PT"/>
-        </w:rPr>
         <w:t>"nós, os que estivermos vivos no dia da vinda do Senhor".</w:t>
       </w:r>
     </w:p>
@@ -44413,21 +43813,6 @@
           <w:b/>
           <w:lang w:val="pt_PT" w:bidi="pt_PT"/>
         </w:rPr>
-        <w:t>τοὺς κοιμηθέντας</w:t>
-      </w:r>
-    </w:p>
-    <w:p>
-      <w:pPr/>
-      <w:r>
-        <w:rPr>
-          <w:lang w:val="pt_PT" w:bidi="pt_PT"/>
-        </w:rPr>
-      </w:r>
-      <w:r>
-        <w:rPr>
-          <w:b/>
-          <w:lang w:val="pt_PT" w:bidi="pt_PT"/>
-        </w:rPr>
         <w:t>"daqueles que já morreram".</w:t>
       </w:r>
     </w:p>
@@ -45994,21 +45379,6 @@
           <w:b/>
           <w:lang w:val="pt_PT" w:bidi="pt_PT"/>
         </w:rPr>
-        <w:t>ἡμεῖς οἱ ζῶντες, οἱ περιλειπόμενοι ἅμα σὺν αὐτοῖς, ἁρπαγησόμεθα</w:t>
-      </w:r>
-    </w:p>
-    <w:p>
-      <w:pPr/>
-      <w:r>
-        <w:rPr>
-          <w:lang w:val="pt_PT" w:bidi="pt_PT"/>
-        </w:rPr>
-      </w:r>
-      <w:r>
-        <w:rPr>
-          <w:b/>
-          <w:lang w:val="pt_PT" w:bidi="pt_PT"/>
-        </w:rPr>
         <w:t>"nós, os que estivermos vivos, seremos levados nas nuvens, junto com eles".</w:t>
       </w:r>
     </w:p>
@@ -48360,21 +47730,6 @@
           <w:b/>
           <w:lang w:val="pt_PT" w:bidi="pt_PT"/>
         </w:rPr>
-        <w:t>ὅταν λέγωσιν, εἰρήνη καὶ ἀσφάλεια, τότε αἰφνίδιος αὐτοῖς ἐφίσταται ὄλεθρος</w:t>
-      </w:r>
-    </w:p>
-    <w:p>
-      <w:pPr/>
-      <w:r>
-        <w:rPr>
-          <w:lang w:val="pt_PT" w:bidi="pt_PT"/>
-        </w:rPr>
-      </w:r>
-      <w:r>
-        <w:rPr>
-          <w:b/>
-          <w:lang w:val="pt_PT" w:bidi="pt_PT"/>
-        </w:rPr>
         <w:t>"Quando as pessoas começarem a dizer: 'Tudo está calmo e seguro', então é que, de repente, a destruição cairá sobre elas".</w:t>
       </w:r>
     </w:p>
@@ -48608,21 +47963,6 @@
           <w:b/>
           <w:lang w:val="pt_PT" w:bidi="pt_PT"/>
         </w:rPr>
-        <w:t>λέγωσιν, εἰρήνη καὶ ἀσφάλεια, τότε</w:t>
-      </w:r>
-    </w:p>
-    <w:p>
-      <w:pPr/>
-      <w:r>
-        <w:rPr>
-          <w:lang w:val="pt_PT" w:bidi="pt_PT"/>
-        </w:rPr>
-      </w:r>
-      <w:r>
-        <w:rPr>
-          <w:b/>
-          <w:lang w:val="pt_PT" w:bidi="pt_PT"/>
-        </w:rPr>
         <w:t>"Quando as pessoas começarem a dizer: “Tudo está calmo e seguro", então".</w:t>
       </w:r>
     </w:p>
@@ -48706,21 +48046,6 @@
           <w:b/>
           <w:lang w:val="pt_PT" w:bidi="pt_PT"/>
         </w:rPr>
-        <w:t>λέγωσιν &amp; αὐτοῖς &amp; οὐ μὴ ἐκφύγωσιν</w:t>
-      </w:r>
-    </w:p>
-    <w:p>
-      <w:pPr/>
-      <w:r>
-        <w:rPr>
-          <w:lang w:val="pt_PT" w:bidi="pt_PT"/>
-        </w:rPr>
-      </w:r>
-      <w:r>
-        <w:rPr>
-          <w:b/>
-          <w:lang w:val="pt_PT" w:bidi="pt_PT"/>
-        </w:rPr>
         <w:t>"as pessoas começaram a dizer"</w:t>
       </w:r>
       <w:r>
@@ -48955,21 +48280,6 @@
           <w:b/>
           <w:lang w:val="pt_PT" w:bidi="pt_PT"/>
         </w:rPr>
-        <w:t>αἰφνίδιος αὐτοῖς ἐφίσταται ὄλεθρος, ὥσπερ ἡ ὠδὶν τῇ</w:t>
-      </w:r>
-    </w:p>
-    <w:p>
-      <w:pPr/>
-      <w:r>
-        <w:rPr>
-          <w:lang w:val="pt_PT" w:bidi="pt_PT"/>
-        </w:rPr>
-      </w:r>
-      <w:r>
-        <w:rPr>
-          <w:b/>
-          <w:lang w:val="pt_PT" w:bidi="pt_PT"/>
-        </w:rPr>
         <w:t>"</w:t>
       </w:r>
       <w:r>
@@ -49190,21 +48500,6 @@
         <w:rPr>
           <w:lang w:val="pt_PT" w:bidi="pt_PT"/>
         </w:rPr>
-      </w:r>
-    </w:p>
-    <w:p>
-      <w:pPr/>
-      <w:r>
-        <w:rPr>
-          <w:lang w:val="pt_PT" w:bidi="pt_PT"/>
-        </w:rPr>
-      </w:r>
-      <w:r>
-        <w:rPr>
-          <w:b/>
-          <w:lang w:val="pt_PT" w:bidi="pt_PT"/>
-        </w:rPr>
-        <w:t>ὥσπερ ἡ ὠδὶν τῇ ἐν γαστρὶ ἐχούσῃ; καὶ οὐ μὴ ἐκφύγωσιν</w:t>
       </w:r>
     </w:p>
     <w:p>
@@ -51912,21 +51207,6 @@
           <w:b/>
           <w:lang w:val="pt_PT" w:bidi="pt_PT"/>
         </w:rPr>
-        <w:t>μὴ καθεύδωμεν &amp; γρηγορῶμεν</w:t>
-      </w:r>
-    </w:p>
-    <w:p>
-      <w:pPr/>
-      <w:r>
-        <w:rPr>
-          <w:lang w:val="pt_PT" w:bidi="pt_PT"/>
-        </w:rPr>
-      </w:r>
-      <w:r>
-        <w:rPr>
-          <w:b/>
-          <w:lang w:val="pt_PT" w:bidi="pt_PT"/>
-        </w:rPr>
         <w:t>"não vamos ficar dormindo"</w:t>
       </w:r>
       <w:r>
@@ -52584,21 +51864,6 @@
           <w:b/>
           <w:lang w:val="pt_PT" w:bidi="pt_PT"/>
         </w:rPr>
-        <w:t>οἱ &amp; καθεύδοντες, νυκτὸς καθεύδουσιν; καὶ οἱ μεθυσκόμενοι, νυκτὸς μεθύουσιν</w:t>
-      </w:r>
-    </w:p>
-    <w:p>
-      <w:pPr/>
-      <w:r>
-        <w:rPr>
-          <w:lang w:val="pt_PT" w:bidi="pt_PT"/>
-        </w:rPr>
-      </w:r>
-      <w:r>
-        <w:rPr>
-          <w:b/>
-          <w:lang w:val="pt_PT" w:bidi="pt_PT"/>
-        </w:rPr>
         <w:t>"</w:t>
       </w:r>
       <w:r>
@@ -53750,21 +53015,6 @@
           <w:b/>
           <w:lang w:val="pt_PT" w:bidi="pt_PT"/>
         </w:rPr>
-        <w:t>θώρακα πίστεως καὶ ἀγάπης, καὶ περικεφαλαίαν, ἐλπίδα σωτηρίας</w:t>
-      </w:r>
-    </w:p>
-    <w:p>
-      <w:pPr/>
-      <w:r>
-        <w:rPr>
-          <w:lang w:val="pt_PT" w:bidi="pt_PT"/>
-        </w:rPr>
-      </w:r>
-      <w:r>
-        <w:rPr>
-          <w:b/>
-          <w:lang w:val="pt_PT" w:bidi="pt_PT"/>
-        </w:rPr>
         <w:t>"</w:t>
       </w:r>
       <w:r>
@@ -55017,21 +54267,6 @@
           <w:b/>
           <w:lang w:val="pt_PT" w:bidi="pt_PT"/>
         </w:rPr>
-        <w:t>εἰς περιποίησιν σωτηρίας</w:t>
-      </w:r>
-    </w:p>
-    <w:p>
-      <w:pPr/>
-      <w:r>
-        <w:rPr>
-          <w:lang w:val="pt_PT" w:bidi="pt_PT"/>
-        </w:rPr>
-      </w:r>
-      <w:r>
-        <w:rPr>
-          <w:b/>
-          <w:lang w:val="pt_PT" w:bidi="pt_PT"/>
-        </w:rPr>
         <w:t>"para dar a salvação".</w:t>
       </w:r>
     </w:p>
@@ -55239,21 +54474,6 @@
           <w:b/>
           <w:lang w:val="pt_PT" w:bidi="pt_PT"/>
         </w:rPr>
-        <w:t>ἡμῶν &amp; γρηγορῶμεν &amp; ζήσωμεν</w:t>
-      </w:r>
-    </w:p>
-    <w:p>
-      <w:pPr/>
-      <w:r>
-        <w:rPr>
-          <w:lang w:val="pt_PT" w:bidi="pt_PT"/>
-        </w:rPr>
-      </w:r>
-      <w:r>
-        <w:rPr>
-          <w:b/>
-          <w:lang w:val="pt_PT" w:bidi="pt_PT"/>
-        </w:rPr>
         <w:t>"nós"</w:t>
       </w:r>
       <w:r>
@@ -56390,21 +55610,6 @@
           <w:b/>
           <w:lang w:val="pt_PT" w:bidi="pt_PT"/>
         </w:rPr>
-        <w:t>τοὺς κοπιῶντας ἐν ὑμῖν, καὶ προϊσταμένους ὑμῶν ἐν Κυρίῳ, καὶ νουθετοῦντας ὑμᾶς</w:t>
-      </w:r>
-    </w:p>
-    <w:p>
-      <w:pPr/>
-      <w:r>
-        <w:rPr>
-          <w:lang w:val="pt_PT" w:bidi="pt_PT"/>
-        </w:rPr>
-      </w:r>
-      <w:r>
-        <w:rPr>
-          <w:b/>
-          <w:lang w:val="pt_PT" w:bidi="pt_PT"/>
-        </w:rPr>
         <w:t>"</w:t>
       </w:r>
       <w:r>
@@ -56502,21 +55707,6 @@
           <w:b/>
           <w:lang w:val="pt_PT" w:bidi="pt_PT"/>
         </w:rPr>
-        <w:t>τοὺς κοπιῶντας ἐν ὑμῖν, καὶ προϊσταμένους ὑμῶν ἐν Κυρίῳ, καὶ νουθετοῦντας ὑμᾶς</w:t>
-      </w:r>
-    </w:p>
-    <w:p>
-      <w:pPr/>
-      <w:r>
-        <w:rPr>
-          <w:lang w:val="pt_PT" w:bidi="pt_PT"/>
-        </w:rPr>
-      </w:r>
-      <w:r>
-        <w:rPr>
-          <w:b/>
-          <w:lang w:val="pt_PT" w:bidi="pt_PT"/>
-        </w:rPr>
         <w:t>"</w:t>
       </w:r>
       <w:r>
@@ -56803,21 +55993,6 @@
           <w:b/>
           <w:lang w:val="pt_PT" w:bidi="pt_PT"/>
         </w:rPr>
-        <w:t>καὶ ἡγεῖσθαι αὐτοὺς ὑπέρἐκπερισσοῦ ἐν ἀγάπῃ, διὰ τὸ ἔργον αὐτῶν</w:t>
-      </w:r>
-    </w:p>
-    <w:p>
-      <w:pPr/>
-      <w:r>
-        <w:rPr>
-          <w:lang w:val="pt_PT" w:bidi="pt_PT"/>
-        </w:rPr>
-      </w:r>
-      <w:r>
-        <w:rPr>
-          <w:b/>
-          <w:lang w:val="pt_PT" w:bidi="pt_PT"/>
-        </w:rPr>
         <w:t>"</w:t>
       </w:r>
       <w:r>
@@ -57496,21 +56671,6 @@
         <w:rPr>
           <w:lang w:val="pt_PT" w:bidi="pt_PT"/>
         </w:rPr>
-      </w:r>
-    </w:p>
-    <w:p>
-      <w:pPr/>
-      <w:r>
-        <w:rPr>
-          <w:lang w:val="pt_PT" w:bidi="pt_PT"/>
-        </w:rPr>
-      </w:r>
-      <w:r>
-        <w:rPr>
-          <w:b/>
-          <w:lang w:val="pt_PT" w:bidi="pt_PT"/>
-        </w:rPr>
-        <w:t>νουθετεῖτε τοὺς ἀτάκτους, παραμυθεῖσθε τοὺς ὀλιγοψύχους, ἀντέχεσθε τῶν ἀσθενῶν, μακροθυμεῖτε πρὸς πάντας</w:t>
       </w:r>
     </w:p>
     <w:p>
@@ -60676,21 +59836,6 @@
           <w:b/>
           <w:lang w:val="pt_PT" w:bidi="pt_PT"/>
         </w:rPr>
-        <w:t>αὐτὸς &amp; ὁ Θεὸς τῆς εἰρήνης ἁγιάσαι ὑμᾶς ὁλοτελεῖς, καὶ ὁλόκληρον ὑμῶν τὸ πνεῦμα, καὶ ἡ ψυχὴ, καὶ τὸ σῶμα, ἀμέμπτως ἐν τῇ παρουσίᾳ τοῦ Κυρίου ἡμῶν, Ἰησοῦ Χριστοῦ, τηρηθείη</w:t>
-      </w:r>
-    </w:p>
-    <w:p>
-      <w:pPr/>
-      <w:r>
-        <w:rPr>
-          <w:lang w:val="pt_PT" w:bidi="pt_PT"/>
-        </w:rPr>
-      </w:r>
-      <w:r>
-        <w:rPr>
-          <w:b/>
-          <w:lang w:val="pt_PT" w:bidi="pt_PT"/>
-        </w:rPr>
         <w:t>"</w:t>
       </w:r>
       <w:r>
@@ -60774,6 +59919,21 @@
         <w:rPr>
           <w:lang w:val="pt_PT" w:bidi="pt_PT"/>
         </w:rPr>
+      </w:r>
+    </w:p>
+    <w:p>
+      <w:pPr/>
+      <w:r>
+        <w:rPr>
+          <w:lang w:val="pt_PT" w:bidi="pt_PT"/>
+        </w:rPr>
+      </w:r>
+      <w:r>
+        <w:rPr>
+          <w:b/>
+          <w:lang w:val="pt_PT" w:bidi="pt_PT"/>
+        </w:rPr>
+        <w:t>ὁ Θεὸς τῆς εἰρήνης</w:t>
       </w:r>
     </w:p>
     <w:p>
@@ -61376,21 +60536,6 @@
           <w:b/>
           <w:lang w:val="pt_PT" w:bidi="pt_PT"/>
         </w:rPr>
-        <w:t>ὁλόκληρον ὑμῶν τὸ πνεῦμα, καὶ ἡ ψυχὴ, καὶ τὸ σῶμα, ἀμέμπτως &amp; τηρηθείη</w:t>
-      </w:r>
-    </w:p>
-    <w:p>
-      <w:pPr/>
-      <w:r>
-        <w:rPr>
-          <w:lang w:val="pt_PT" w:bidi="pt_PT"/>
-        </w:rPr>
-      </w:r>
-      <w:r>
-        <w:rPr>
-          <w:b/>
-          <w:lang w:val="pt_PT" w:bidi="pt_PT"/>
-        </w:rPr>
         <w:t>"q</w:t>
       </w:r>
       <w:r>
@@ -62121,21 +61266,6 @@
           <w:b/>
           <w:lang w:val="pt_PT" w:bidi="pt_PT"/>
         </w:rPr>
-        <w:t>πιστὸς ὁ καλῶν ὑμᾶς, ὃς καὶ ποιήσει</w:t>
-      </w:r>
-    </w:p>
-    <w:p>
-      <w:pPr/>
-      <w:r>
-        <w:rPr>
-          <w:lang w:val="pt_PT" w:bidi="pt_PT"/>
-        </w:rPr>
-      </w:r>
-      <w:r>
-        <w:rPr>
-          <w:b/>
-          <w:lang w:val="pt_PT" w:bidi="pt_PT"/>
-        </w:rPr>
         <w:t>"</w:t>
       </w:r>
       <w:r>
@@ -63361,21 +62491,6 @@
         <w:rPr>
           <w:lang w:val="pt_PT" w:bidi="pt_PT"/>
         </w:rPr>
-      </w:r>
-    </w:p>
-    <w:p>
-      <w:pPr/>
-      <w:r>
-        <w:rPr>
-          <w:lang w:val="pt_PT" w:bidi="pt_PT"/>
-        </w:rPr>
-      </w:r>
-      <w:r>
-        <w:rPr>
-          <w:b/>
-          <w:lang w:val="pt_PT" w:bidi="pt_PT"/>
-        </w:rPr>
-        <w:t>ἡ χάρις τοῦ Κυρίου ἡμῶν, Ἰησοῦ Χριστοῦ, μεθ’ ὑμῶν</w:t>
       </w:r>
     </w:p>
     <w:p>

--- a/por/docx/52.content.docx
+++ b/por/docx/52.content.docx
@@ -821,6 +821,21 @@
           <w:b/>
           <w:lang w:val="pt_PT" w:bidi="pt_PT"/>
         </w:rPr>
+        <w:t>Θεῷ Πατρὶ καὶ Κυρίῳ Ἰησοῦ Χριστῷ</w:t>
+      </w:r>
+    </w:p>
+    <w:p>
+      <w:pPr/>
+      <w:r>
+        <w:rPr>
+          <w:lang w:val="pt_PT" w:bidi="pt_PT"/>
+        </w:rPr>
+      </w:r>
+      <w:r>
+        <w:rPr>
+          <w:b/>
+          <w:lang w:val="pt_PT" w:bidi="pt_PT"/>
+        </w:rPr>
         <w:t>"</w:t>
       </w:r>
       <w:r>
@@ -1471,6 +1486,21 @@
           <w:b/>
           <w:lang w:val="pt_PT" w:bidi="pt_PT"/>
         </w:rPr>
+        <w:t>εὐχαριστοῦμεν τῷ Θεῷ πάντοτε περὶ πάντων ὑμῶν, μνείαν ποιούμενοι ἐπὶ τῶν προσευχῶν ἡμῶν, ἀδιαλείπτως</w:t>
+      </w:r>
+    </w:p>
+    <w:p>
+      <w:pPr/>
+      <w:r>
+        <w:rPr>
+          <w:lang w:val="pt_PT" w:bidi="pt_PT"/>
+        </w:rPr>
+      </w:r>
+      <w:r>
+        <w:rPr>
+          <w:b/>
+          <w:lang w:val="pt_PT" w:bidi="pt_PT"/>
+        </w:rPr>
         <w:t>"Nas nossas orações sempre damos graças a Deus por todos vocês".</w:t>
       </w:r>
     </w:p>
@@ -1846,6 +1876,21 @@
           <w:b/>
           <w:lang w:val="pt_PT" w:bidi="pt_PT"/>
         </w:rPr>
+        <w:t>μνημονεύοντες ὑμῶν τοῦ ἔργου τῆς πίστεως, καὶ τοῦ κόπου τῆς ἀγάπης, καὶ τῆς ὑπομονῆς τῆς ἐλπίδος τοῦ Κυρίου ἡμῶν, Ἰησοῦ Χριστοῦ, ἔμπροσθεν τοῦ Θεοῦ καὶ Πατρὸς ἡμῶν</w:t>
+      </w:r>
+    </w:p>
+    <w:p>
+      <w:pPr/>
+      <w:r>
+        <w:rPr>
+          <w:lang w:val="pt_PT" w:bidi="pt_PT"/>
+        </w:rPr>
+      </w:r>
+      <w:r>
+        <w:rPr>
+          <w:b/>
+          <w:lang w:val="pt_PT" w:bidi="pt_PT"/>
+        </w:rPr>
         <w:t>"Pois lembramos, na presença do nosso Deus e Pai, como vocês puseram em prática a sua fé, como o amor de vocês os fez trabalhar tanto e como é firme a esperança que vocês têm no nosso Senhor Jesus Cristo".</w:t>
       </w:r>
     </w:p>
@@ -1928,6 +1973,21 @@
         <w:rPr>
           <w:lang w:val="pt_PT" w:bidi="pt_PT"/>
         </w:rPr>
+      </w:r>
+    </w:p>
+    <w:p>
+      <w:pPr/>
+      <w:r>
+        <w:rPr>
+          <w:lang w:val="pt_PT" w:bidi="pt_PT"/>
+        </w:rPr>
+      </w:r>
+      <w:r>
+        <w:rPr>
+          <w:b/>
+          <w:lang w:val="pt_PT" w:bidi="pt_PT"/>
+        </w:rPr>
+        <w:t>ὑμῶν τοῦ ἔργου τῆς πίστεως, καὶ τοῦ κόπου τῆς ἀγάπης, καὶ τῆς ὑπομονῆς τῆς ἐλπίδος τοῦ Κυρίου ἡμῶν, Ἰησοῦ Χριστοῦ</w:t>
       </w:r>
     </w:p>
     <w:p>
@@ -3771,6 +3831,21 @@
           <w:b/>
           <w:lang w:val="pt_PT" w:bidi="pt_PT"/>
         </w:rPr>
+        <w:t>ἐν δυνάμει, καὶ ἐν Πνεύματι Ἁγίῳ, καὶ πληροφορίᾳ πολλῇ</w:t>
+      </w:r>
+    </w:p>
+    <w:p>
+      <w:pPr/>
+      <w:r>
+        <w:rPr>
+          <w:lang w:val="pt_PT" w:bidi="pt_PT"/>
+        </w:rPr>
+      </w:r>
+      <w:r>
+        <w:rPr>
+          <w:b/>
+          <w:lang w:val="pt_PT" w:bidi="pt_PT"/>
+        </w:rPr>
         <w:t>"mas também com poder, com o Espírito Santo e com a certeza de que esta mensagem é a verdade".</w:t>
       </w:r>
     </w:p>
@@ -5001,6 +5076,21 @@
           <w:b/>
           <w:lang w:val="pt_PT" w:bidi="pt_PT"/>
         </w:rPr>
+        <w:t>γενέσθαι ὑμᾶς τύπους πᾶσιν τοῖς πιστεύουσιν ἐν τῇ Μακεδονίᾳ καὶ ἐν τῇ Ἀχαΐᾳ</w:t>
+      </w:r>
+    </w:p>
+    <w:p>
+      <w:pPr/>
+      <w:r>
+        <w:rPr>
+          <w:lang w:val="pt_PT" w:bidi="pt_PT"/>
+        </w:rPr>
+      </w:r>
+      <w:r>
+        <w:rPr>
+          <w:b/>
+          <w:lang w:val="pt_PT" w:bidi="pt_PT"/>
+        </w:rPr>
         <w:t>"vocês se tornaram um exemplo para todos os cristãos das províncias da Macedônia e da Acaia".</w:t>
       </w:r>
     </w:p>
@@ -5332,6 +5422,21 @@
           <w:b/>
           <w:lang w:val="pt_PT" w:bidi="pt_PT"/>
         </w:rPr>
+        <w:t>ἀφ’ ὑμῶν &amp; ἐξήχηται ὁ λόγος τοῦ Κυρίου</w:t>
+      </w:r>
+    </w:p>
+    <w:p>
+      <w:pPr/>
+      <w:r>
+        <w:rPr>
+          <w:lang w:val="pt_PT" w:bidi="pt_PT"/>
+        </w:rPr>
+      </w:r>
+      <w:r>
+        <w:rPr>
+          <w:b/>
+          <w:lang w:val="pt_PT" w:bidi="pt_PT"/>
+        </w:rPr>
         <w:t>"a mensagem a respeito do Senhor partiu de vocês".</w:t>
       </w:r>
     </w:p>
@@ -5636,6 +5741,21 @@
         <w:rPr>
           <w:lang w:val="pt_PT" w:bidi="pt_PT"/>
         </w:rPr>
+      </w:r>
+    </w:p>
+    <w:p>
+      <w:pPr/>
+      <w:r>
+        <w:rPr>
+          <w:lang w:val="pt_PT" w:bidi="pt_PT"/>
+        </w:rPr>
+      </w:r>
+      <w:r>
+        <w:rPr>
+          <w:b/>
+          <w:lang w:val="pt_PT" w:bidi="pt_PT"/>
+        </w:rPr>
+        <w:t>ἐν τῇ Μακεδονίᾳ καὶ ἐν τῇ Ἀχαΐᾳ</w:t>
       </w:r>
     </w:p>
     <w:p>
@@ -8993,6 +9113,21 @@
           <w:b/>
           <w:lang w:val="pt_PT" w:bidi="pt_PT"/>
         </w:rPr>
+        <w:t>προπαθόντες καὶ ὑβρισθέντες, καθὼς οἴδατε, ἐν Φιλίπποις</w:t>
+      </w:r>
+    </w:p>
+    <w:p>
+      <w:pPr/>
+      <w:r>
+        <w:rPr>
+          <w:lang w:val="pt_PT" w:bidi="pt_PT"/>
+        </w:rPr>
+      </w:r>
+      <w:r>
+        <w:rPr>
+          <w:b/>
+          <w:lang w:val="pt_PT" w:bidi="pt_PT"/>
+        </w:rPr>
         <w:t>"Sabem também como fomos maltratados e insultados na cidade de Filipos".</w:t>
       </w:r>
     </w:p>
@@ -9231,6 +9366,21 @@
           <w:b/>
           <w:lang w:val="pt_PT" w:bidi="pt_PT"/>
         </w:rPr>
+        <w:t>προπαθόντες καὶ ὑβρισθέντες</w:t>
+      </w:r>
+    </w:p>
+    <w:p>
+      <w:pPr/>
+      <w:r>
+        <w:rPr>
+          <w:lang w:val="pt_PT" w:bidi="pt_PT"/>
+        </w:rPr>
+      </w:r>
+      <w:r>
+        <w:rPr>
+          <w:b/>
+          <w:lang w:val="pt_PT" w:bidi="pt_PT"/>
+        </w:rPr>
         <w:t>"como fomos maltratados e insultados".</w:t>
       </w:r>
     </w:p>
@@ -9412,6 +9562,21 @@
           <w:b/>
           <w:lang w:val="pt_PT" w:bidi="pt_PT"/>
         </w:rPr>
+        <w:t>ἀλλὰ προπαθόντες καὶ ὑβρισθέντες, καθὼς οἴδατε, ἐν Φιλίπποις</w:t>
+      </w:r>
+    </w:p>
+    <w:p>
+      <w:pPr/>
+      <w:r>
+        <w:rPr>
+          <w:lang w:val="pt_PT" w:bidi="pt_PT"/>
+        </w:rPr>
+      </w:r>
+      <w:r>
+        <w:rPr>
+          <w:b/>
+          <w:lang w:val="pt_PT" w:bidi="pt_PT"/>
+        </w:rPr>
         <w:t>"Sabem também como fomos maltratados e insultados na cidade de Filipos".</w:t>
       </w:r>
     </w:p>
@@ -10082,6 +10247,21 @@
           <w:b/>
           <w:lang w:val="pt_PT" w:bidi="pt_PT"/>
         </w:rPr>
+        <w:t>ἡ &amp; παράκλησις ἡμῶν οὐκ ἐκ πλάνης, οὐδὲ ἐξ ἀκαθαρσίας, οὐδὲ ἐν δόλῳ</w:t>
+      </w:r>
+    </w:p>
+    <w:p>
+      <w:pPr/>
+      <w:r>
+        <w:rPr>
+          <w:lang w:val="pt_PT" w:bidi="pt_PT"/>
+        </w:rPr>
+      </w:r>
+      <w:r>
+        <w:rPr>
+          <w:b/>
+          <w:lang w:val="pt_PT" w:bidi="pt_PT"/>
+        </w:rPr>
         <w:t>"Aquilo que anunciamos a vocês não se baseia em erros ou em má intenção; e também não tentamos enganar ninguém".</w:t>
       </w:r>
     </w:p>
@@ -10400,6 +10580,21 @@
           <w:b/>
           <w:lang w:val="pt_PT" w:bidi="pt_PT"/>
         </w:rPr>
+        <w:t>καθὼς δεδοκιμάσμεθα ὑπὸ τοῦ Θεοῦ, πιστευθῆναι τὸ εὐαγγέλιον, οὕτως λαλοῦμεν</w:t>
+      </w:r>
+    </w:p>
+    <w:p>
+      <w:pPr/>
+      <w:r>
+        <w:rPr>
+          <w:lang w:val="pt_PT" w:bidi="pt_PT"/>
+        </w:rPr>
+      </w:r>
+      <w:r>
+        <w:rPr>
+          <w:b/>
+          <w:lang w:val="pt_PT" w:bidi="pt_PT"/>
+        </w:rPr>
         <w:t>"Pelo contrário, sempre falamos como Deus quer que falemos, porque ele nos aprovou e nos deu a tarefa de anunciar o evangelho".</w:t>
       </w:r>
     </w:p>
@@ -10483,6 +10678,21 @@
           <w:b/>
           <w:lang w:val="pt_PT" w:bidi="pt_PT"/>
         </w:rPr>
+        <w:t>δεδοκιμάσμεθα ὑπὸ τοῦ Θεοῦ, πιστευθῆναι</w:t>
+      </w:r>
+    </w:p>
+    <w:p>
+      <w:pPr/>
+      <w:r>
+        <w:rPr>
+          <w:lang w:val="pt_PT" w:bidi="pt_PT"/>
+        </w:rPr>
+      </w:r>
+      <w:r>
+        <w:rPr>
+          <w:b/>
+          <w:lang w:val="pt_PT" w:bidi="pt_PT"/>
+        </w:rPr>
         <w:t>"</w:t>
       </w:r>
       <w:r>
@@ -10984,6 +11194,21 @@
         <w:rPr>
           <w:lang w:val="pt_PT" w:bidi="pt_PT"/>
         </w:rPr>
+      </w:r>
+    </w:p>
+    <w:p>
+      <w:pPr/>
+      <w:r>
+        <w:rPr>
+          <w:lang w:val="pt_PT" w:bidi="pt_PT"/>
+        </w:rPr>
+      </w:r>
+      <w:r>
+        <w:rPr>
+          <w:b/>
+          <w:lang w:val="pt_PT" w:bidi="pt_PT"/>
+        </w:rPr>
+        <w:t>οὔτε γάρ ποτε ἐν λόγῳ κολακίας ἐγενήθημεν, καθὼς οἴδατε</w:t>
       </w:r>
     </w:p>
     <w:p>
@@ -11742,6 +11967,21 @@
           <w:b/>
           <w:lang w:val="pt_PT" w:bidi="pt_PT"/>
         </w:rPr>
+        <w:t>ἐξ ἀνθρώπων δόξαν, οὔτε ἀφ’ ὑμῶν, οὔτε ἀπ’ ἄλλων</w:t>
+      </w:r>
+    </w:p>
+    <w:p>
+      <w:pPr/>
+      <w:r>
+        <w:rPr>
+          <w:lang w:val="pt_PT" w:bidi="pt_PT"/>
+        </w:rPr>
+      </w:r>
+      <w:r>
+        <w:rPr>
+          <w:b/>
+          <w:lang w:val="pt_PT" w:bidi="pt_PT"/>
+        </w:rPr>
         <w:t>"</w:t>
       </w:r>
       <w:r>
@@ -12245,6 +12485,21 @@
         <w:rPr>
           <w:lang w:val="pt_PT" w:bidi="pt_PT"/>
         </w:rPr>
+      </w:r>
+    </w:p>
+    <w:p>
+      <w:pPr/>
+      <w:r>
+        <w:rPr>
+          <w:lang w:val="pt_PT" w:bidi="pt_PT"/>
+        </w:rPr>
+      </w:r>
+      <w:r>
+        <w:rPr>
+          <w:b/>
+          <w:lang w:val="pt_PT" w:bidi="pt_PT"/>
+        </w:rPr>
+        <w:t>ἐν μέσῳ ὑμῶν</w:t>
       </w:r>
     </w:p>
     <w:p>
@@ -15131,6 +15386,21 @@
           <w:b/>
           <w:lang w:val="pt_PT" w:bidi="pt_PT"/>
         </w:rPr>
+        <w:t>λόγον ἀκοῆς &amp; λόγον ἀνθρώπων &amp; λόγον Θεοῦ</w:t>
+      </w:r>
+    </w:p>
+    <w:p>
+      <w:pPr/>
+      <w:r>
+        <w:rPr>
+          <w:lang w:val="pt_PT" w:bidi="pt_PT"/>
+        </w:rPr>
+      </w:r>
+      <w:r>
+        <w:rPr>
+          <w:b/>
+          <w:lang w:val="pt_PT" w:bidi="pt_PT"/>
+        </w:rPr>
         <w:t xml:space="preserve">"a </w:t>
       </w:r>
       <w:r>
@@ -16472,6 +16742,21 @@
           <w:b/>
           <w:lang w:val="pt_PT" w:bidi="pt_PT"/>
         </w:rPr>
+        <w:t>τῶν καὶ τὸν Κύριον ἀποκτεινάντων Ἰησοῦν, καὶ τοὺς προφήτας, καὶ ἡμᾶς ἐκδιωξάντων; καὶ Θεῷ μὴ ἀρεσκόντων, καὶ πᾶσιν ἀνθρώποις ἐναντίων</w:t>
+      </w:r>
+    </w:p>
+    <w:p>
+      <w:pPr/>
+      <w:r>
+        <w:rPr>
+          <w:lang w:val="pt_PT" w:bidi="pt_PT"/>
+        </w:rPr>
+      </w:r>
+      <w:r>
+        <w:rPr>
+          <w:b/>
+          <w:lang w:val="pt_PT" w:bidi="pt_PT"/>
+        </w:rPr>
         <w:t>"</w:t>
       </w:r>
       <w:r>
@@ -16555,6 +16840,21 @@
         <w:rPr>
           <w:lang w:val="pt_PT" w:bidi="pt_PT"/>
         </w:rPr>
+      </w:r>
+    </w:p>
+    <w:p>
+      <w:pPr/>
+      <w:r>
+        <w:rPr>
+          <w:lang w:val="pt_PT" w:bidi="pt_PT"/>
+        </w:rPr>
+      </w:r>
+      <w:r>
+        <w:rPr>
+          <w:b/>
+          <w:lang w:val="pt_PT" w:bidi="pt_PT"/>
+        </w:rPr>
+        <w:t>τῶν καὶ τὸν Κύριον ἀποκτεινάντων Ἰησοῦν, καὶ τοὺς προφήτας, καὶ ἡμᾶς ἐκδιωξάντων</w:t>
       </w:r>
     </w:p>
     <w:p>
@@ -18679,6 +18979,21 @@
           <w:b/>
           <w:lang w:val="pt_PT" w:bidi="pt_PT"/>
         </w:rPr>
+        <w:t>περισσοτέρως ἐσπουδάσαμεν τὸ πρόσωπον ὑμῶν ἰδεῖν ἐν πολλῇ ἐπιθυμίᾳ</w:t>
+      </w:r>
+    </w:p>
+    <w:p>
+      <w:pPr/>
+      <w:r>
+        <w:rPr>
+          <w:lang w:val="pt_PT" w:bidi="pt_PT"/>
+        </w:rPr>
+      </w:r>
+      <w:r>
+        <w:rPr>
+          <w:b/>
+          <w:lang w:val="pt_PT" w:bidi="pt_PT"/>
+        </w:rPr>
         <w:t>"Sentimos muitas saudades de vocês e gostaríamos de vê-los outra vez".</w:t>
       </w:r>
     </w:p>
@@ -19490,6 +19805,21 @@
           <w:b/>
           <w:lang w:val="pt_PT" w:bidi="pt_PT"/>
         </w:rPr>
+        <w:t>τίς γὰρ ἡμῶν ἐλπὶς ἢ χαρὰ ἢ στέφανος καυχήσεως? ἢ οὐχὶ καὶ ὑμεῖς, ἔμπροσθεν τοῦ Κυρίου ἡμῶν, Ἰησοῦ, ἐν τῇ αὐτοῦ παρουσίᾳ</w:t>
+      </w:r>
+    </w:p>
+    <w:p>
+      <w:pPr/>
+      <w:r>
+        <w:rPr>
+          <w:lang w:val="pt_PT" w:bidi="pt_PT"/>
+        </w:rPr>
+      </w:r>
+      <w:r>
+        <w:rPr>
+          <w:b/>
+          <w:lang w:val="pt_PT" w:bidi="pt_PT"/>
+        </w:rPr>
         <w:t>"</w:t>
       </w:r>
       <w:r>
@@ -19685,6 +20015,21 @@
         <w:rPr>
           <w:lang w:val="pt_PT" w:bidi="pt_PT"/>
         </w:rPr>
+      </w:r>
+    </w:p>
+    <w:p>
+      <w:pPr/>
+      <w:r>
+        <w:rPr>
+          <w:lang w:val="pt_PT" w:bidi="pt_PT"/>
+        </w:rPr>
+      </w:r>
+      <w:r>
+        <w:rPr>
+          <w:b/>
+          <w:lang w:val="pt_PT" w:bidi="pt_PT"/>
+        </w:rPr>
+        <w:t>τίς &amp; ἡμῶν ἐλπὶς ἢ χαρὰ ἢ στέφανος καυχήσεως</w:t>
       </w:r>
     </w:p>
     <w:p>
@@ -22617,6 +22962,21 @@
           <w:b/>
           <w:lang w:val="pt_PT" w:bidi="pt_PT"/>
         </w:rPr>
+        <w:t>μηδένα σαίνεσθαι ἐν ταῖς θλίψεσιν ταύταις</w:t>
+      </w:r>
+    </w:p>
+    <w:p>
+      <w:pPr/>
+      <w:r>
+        <w:rPr>
+          <w:lang w:val="pt_PT" w:bidi="pt_PT"/>
+        </w:rPr>
+      </w:r>
+      <w:r>
+        <w:rPr>
+          <w:b/>
+          <w:lang w:val="pt_PT" w:bidi="pt_PT"/>
+        </w:rPr>
         <w:t>"</w:t>
       </w:r>
       <w:r>
@@ -23474,6 +23834,21 @@
           <w:b/>
           <w:lang w:val="pt_PT" w:bidi="pt_PT"/>
         </w:rPr>
+        <w:t>πρὸς ὑμᾶς ἦμεν, προελέγομεν ὑμῖν ὅτι μέλλομεν</w:t>
+      </w:r>
+    </w:p>
+    <w:p>
+      <w:pPr/>
+      <w:r>
+        <w:rPr>
+          <w:lang w:val="pt_PT" w:bidi="pt_PT"/>
+        </w:rPr>
+      </w:r>
+      <w:r>
+        <w:rPr>
+          <w:b/>
+          <w:lang w:val="pt_PT" w:bidi="pt_PT"/>
+        </w:rPr>
         <w:t>"</w:t>
       </w:r>
       <w:r>
@@ -23557,6 +23932,21 @@
         <w:rPr>
           <w:lang w:val="pt_PT" w:bidi="pt_PT"/>
         </w:rPr>
+      </w:r>
+    </w:p>
+    <w:p>
+      <w:pPr/>
+      <w:r>
+        <w:rPr>
+          <w:lang w:val="pt_PT" w:bidi="pt_PT"/>
+        </w:rPr>
+      </w:r>
+      <w:r>
+        <w:rPr>
+          <w:b/>
+          <w:lang w:val="pt_PT" w:bidi="pt_PT"/>
+        </w:rPr>
+        <w:t>προελέγομεν ὑμῖν ὅτι μέλλομεν θλίβεσθαι, καθὼς</w:t>
       </w:r>
     </w:p>
     <w:p>
@@ -26216,6 +26606,21 @@
           <w:b/>
           <w:lang w:val="pt_PT" w:bidi="pt_PT"/>
         </w:rPr>
+        <w:t>ἐπὶ πάσῃ τῇ ἀνάγκῃ καὶ θλίψει ἡμῶν, διὰ τῆς ὑμῶν πίστεως</w:t>
+      </w:r>
+    </w:p>
+    <w:p>
+      <w:pPr/>
+      <w:r>
+        <w:rPr>
+          <w:lang w:val="pt_PT" w:bidi="pt_PT"/>
+        </w:rPr>
+      </w:r>
+      <w:r>
+        <w:rPr>
+          <w:b/>
+          <w:lang w:val="pt_PT" w:bidi="pt_PT"/>
+        </w:rPr>
         <w:t>"</w:t>
       </w:r>
       <w:r>
@@ -26429,6 +26834,21 @@
           <w:b/>
           <w:lang w:val="pt_PT" w:bidi="pt_PT"/>
         </w:rPr>
+        <w:t>νῦν ζῶμεν, ἐὰν ὑμεῖς στήκετε ἐν Κυρίῳ</w:t>
+      </w:r>
+    </w:p>
+    <w:p>
+      <w:pPr/>
+      <w:r>
+        <w:rPr>
+          <w:lang w:val="pt_PT" w:bidi="pt_PT"/>
+        </w:rPr>
+      </w:r>
+      <w:r>
+        <w:rPr>
+          <w:b/>
+          <w:lang w:val="pt_PT" w:bidi="pt_PT"/>
+        </w:rPr>
         <w:t>"</w:t>
       </w:r>
       <w:r>
@@ -27503,6 +27923,21 @@
           <w:b/>
           <w:lang w:val="pt_PT" w:bidi="pt_PT"/>
         </w:rPr>
+        <w:t>ἐπὶ πάσῃ τῇ χαρᾷ ᾗ χαίρομεν</w:t>
+      </w:r>
+    </w:p>
+    <w:p>
+      <w:pPr/>
+      <w:r>
+        <w:rPr>
+          <w:lang w:val="pt_PT" w:bidi="pt_PT"/>
+        </w:rPr>
+      </w:r>
+      <w:r>
+        <w:rPr>
+          <w:b/>
+          <w:lang w:val="pt_PT" w:bidi="pt_PT"/>
+        </w:rPr>
         <w:t>"</w:t>
       </w:r>
       <w:r>
@@ -27810,6 +28245,21 @@
         <w:rPr>
           <w:lang w:val="pt_PT" w:bidi="pt_PT"/>
         </w:rPr>
+      </w:r>
+    </w:p>
+    <w:p>
+      <w:pPr/>
+      <w:r>
+        <w:rPr>
+          <w:lang w:val="pt_PT" w:bidi="pt_PT"/>
+        </w:rPr>
+      </w:r>
+      <w:r>
+        <w:rPr>
+          <w:b/>
+          <w:lang w:val="pt_PT" w:bidi="pt_PT"/>
+        </w:rPr>
+        <w:t>τίνα γὰρ εὐχαριστίαν δυνάμεθα τῷ Θεῷ ἀνταποδοῦναι περὶ ὑμῶν, ἐπὶ πάσῃ τῇ χαρᾷ ᾗ χαίρομεν δι’ ὑμᾶς, ἔμπροσθεν τοῦ Θεοῦ ἡμῶν. νυκτὸς καὶ ἡμέρας, ὑπέρἐκπερισσοῦ δεόμενοι εἰς τὸ ἰδεῖν ὑμῶν τὸ πρόσωπον, καὶ καταρτίσαι τὰ ὑστερήματα τῆς πίστεως ὑμῶν</w:t>
       </w:r>
     </w:p>
     <w:p>
@@ -29369,6 +29819,21 @@
           <w:b/>
           <w:lang w:val="pt_PT" w:bidi="pt_PT"/>
         </w:rPr>
+        <w:t>αὐτὸς δὲ ὁ Θεὸς καὶ Πατὴρ ἡμῶν, καὶ ὁ Κύριος ἡμῶν, Ἰησοῦς, κατευθύναι τὴν ὁδὸν ἡμῶν πρὸς ὑμᾶς. ὑμᾶς δὲ ὁ Κύριος πλεονάσαι καὶ περισσεύσαι τῇ ἀγάπῃ εἰς ἀλλήλους, καὶ εἰς πάντας, καθάπερ καὶ ἡμεῖς εἰς ὑμᾶς; εἰς τὸ στηρίξαι ὑμῶν τὰς καρδίας, ἀμέμπτους ἐν ἁγιωσύνῃ ἔμπροσθεν τοῦ Θεοῦ καὶ Πατρὸς ἡμῶν, ἐν τῇ παρουσίᾳ τοῦ Κυρίου ἡμῶν, Ἰησοῦ, μετὰ πάντων τῶν ἁγίων αὐτοῦ. ἀμήν</w:t>
+      </w:r>
+    </w:p>
+    <w:p>
+      <w:pPr/>
+      <w:r>
+        <w:rPr>
+          <w:lang w:val="pt_PT" w:bidi="pt_PT"/>
+        </w:rPr>
+      </w:r>
+      <w:r>
+        <w:rPr>
+          <w:b/>
+          <w:lang w:val="pt_PT" w:bidi="pt_PT"/>
+        </w:rPr>
         <w:t>"</w:t>
       </w:r>
       <w:r>
@@ -29749,6 +30214,21 @@
         <w:rPr>
           <w:lang w:val="pt_PT" w:bidi="pt_PT"/>
         </w:rPr>
+      </w:r>
+    </w:p>
+    <w:p>
+      <w:pPr/>
+      <w:r>
+        <w:rPr>
+          <w:lang w:val="pt_PT" w:bidi="pt_PT"/>
+        </w:rPr>
+      </w:r>
+      <w:r>
+        <w:rPr>
+          <w:b/>
+          <w:lang w:val="pt_PT" w:bidi="pt_PT"/>
+        </w:rPr>
+        <w:t>τῇ ἀγάπῃ εἰς ἀλλήλους, καὶ εἰς πάντας, καθάπερ καὶ ἡμεῖς εἰς ὑμᾶς</w:t>
       </w:r>
     </w:p>
     <w:p>
@@ -33054,6 +33534,21 @@
           <w:b/>
           <w:lang w:val="pt_PT" w:bidi="pt_PT"/>
         </w:rPr>
+        <w:t>θέλημα τοῦ Θεοῦ, ὁ ἁγιασμὸς ὑμῶν</w:t>
+      </w:r>
+    </w:p>
+    <w:p>
+      <w:pPr/>
+      <w:r>
+        <w:rPr>
+          <w:lang w:val="pt_PT" w:bidi="pt_PT"/>
+        </w:rPr>
+      </w:r>
+      <w:r>
+        <w:rPr>
+          <w:b/>
+          <w:lang w:val="pt_PT" w:bidi="pt_PT"/>
+        </w:rPr>
         <w:t>"O que Deus quer de vocês é isto: que sejam completamente dedicados a ele".</w:t>
       </w:r>
     </w:p>
@@ -33324,6 +33819,21 @@
           <w:b/>
           <w:lang w:val="pt_PT" w:bidi="pt_PT"/>
         </w:rPr>
+        <w:t>ἀπέχεσθαι ὑμᾶς ἀπὸ</w:t>
+      </w:r>
+    </w:p>
+    <w:p>
+      <w:pPr/>
+      <w:r>
+        <w:rPr>
+          <w:lang w:val="pt_PT" w:bidi="pt_PT"/>
+        </w:rPr>
+      </w:r>
+      <w:r>
+        <w:rPr>
+          <w:b/>
+          <w:lang w:val="pt_PT" w:bidi="pt_PT"/>
+        </w:rPr>
         <w:t>"e que fiquem livres".</w:t>
       </w:r>
     </w:p>
@@ -36203,6 +36713,21 @@
           <w:b/>
           <w:lang w:val="pt_PT" w:bidi="pt_PT"/>
         </w:rPr>
+        <w:t>καθὼς καὶ προείπαμεν ὑμῖν καὶ διεμαρτυράμεθα</w:t>
+      </w:r>
+    </w:p>
+    <w:p>
+      <w:pPr/>
+      <w:r>
+        <w:rPr>
+          <w:lang w:val="pt_PT" w:bidi="pt_PT"/>
+        </w:rPr>
+      </w:r>
+      <w:r>
+        <w:rPr>
+          <w:b/>
+          <w:lang w:val="pt_PT" w:bidi="pt_PT"/>
+        </w:rPr>
         <w:t>"como nós já lhes dissemos e avisamos".</w:t>
       </w:r>
     </w:p>
@@ -37137,6 +37662,21 @@
           <w:b/>
           <w:lang w:val="pt_PT" w:bidi="pt_PT"/>
         </w:rPr>
+        <w:t>οὐκ ἄνθρωπον ἀθετεῖ, ἀλλὰ τὸν Θεὸν, τὸν διδόντα</w:t>
+      </w:r>
+    </w:p>
+    <w:p>
+      <w:pPr/>
+      <w:r>
+        <w:rPr>
+          <w:lang w:val="pt_PT" w:bidi="pt_PT"/>
+        </w:rPr>
+      </w:r>
+      <w:r>
+        <w:rPr>
+          <w:b/>
+          <w:lang w:val="pt_PT" w:bidi="pt_PT"/>
+        </w:rPr>
         <w:t>"não está rejeitando um ser humano, mas a Deus".</w:t>
       </w:r>
     </w:p>
@@ -38023,6 +38563,21 @@
           <w:b/>
           <w:lang w:val="pt_PT" w:bidi="pt_PT"/>
         </w:rPr>
+        <w:t>οὐ χρείαν ἔχετε γράφειν ὑμῖν, αὐτοὶ γὰρ ὑμεῖς θεοδίδακτοί ἐστε, εἰς τὸ ἀγαπᾶν ἀλλήλους</w:t>
+      </w:r>
+    </w:p>
+    <w:p>
+      <w:pPr/>
+      <w:r>
+        <w:rPr>
+          <w:lang w:val="pt_PT" w:bidi="pt_PT"/>
+        </w:rPr>
+      </w:r>
+      <w:r>
+        <w:rPr>
+          <w:b/>
+          <w:lang w:val="pt_PT" w:bidi="pt_PT"/>
+        </w:rPr>
         <w:t>"Não há necessidade de lhes escrever a respeito do amor pelos irmãos na fé, pois o próprio Deus lhes ensinou que vocês devem amar uns aos outros".</w:t>
       </w:r>
     </w:p>
@@ -38346,6 +38901,21 @@
         <w:rPr>
           <w:lang w:val="pt_PT" w:bidi="pt_PT"/>
         </w:rPr>
+      </w:r>
+    </w:p>
+    <w:p>
+      <w:pPr/>
+      <w:r>
+        <w:rPr>
+          <w:lang w:val="pt_PT" w:bidi="pt_PT"/>
+        </w:rPr>
+      </w:r>
+      <w:r>
+        <w:rPr>
+          <w:b/>
+          <w:lang w:val="pt_PT" w:bidi="pt_PT"/>
+        </w:rPr>
+        <w:t>αὐτοὶ &amp; ὑμεῖς θεοδίδακτοί ἐστε</w:t>
       </w:r>
     </w:p>
     <w:p>
@@ -42192,6 +42762,21 @@
           <w:b/>
           <w:lang w:val="pt_PT" w:bidi="pt_PT"/>
         </w:rPr>
+        <w:t>τοὺς κοιμηθέντας</w:t>
+      </w:r>
+    </w:p>
+    <w:p>
+      <w:pPr/>
+      <w:r>
+        <w:rPr>
+          <w:lang w:val="pt_PT" w:bidi="pt_PT"/>
+        </w:rPr>
+      </w:r>
+      <w:r>
+        <w:rPr>
+          <w:b/>
+          <w:lang w:val="pt_PT" w:bidi="pt_PT"/>
+        </w:rPr>
         <w:t>"os que morreram".</w:t>
       </w:r>
     </w:p>
@@ -43284,6 +43869,21 @@
           <w:b/>
           <w:lang w:val="pt_PT" w:bidi="pt_PT"/>
         </w:rPr>
+        <w:t>ἡμεῖς οἱ ζῶντες, οἱ περιλειπόμενοι</w:t>
+      </w:r>
+    </w:p>
+    <w:p>
+      <w:pPr/>
+      <w:r>
+        <w:rPr>
+          <w:lang w:val="pt_PT" w:bidi="pt_PT"/>
+        </w:rPr>
+      </w:r>
+      <w:r>
+        <w:rPr>
+          <w:b/>
+          <w:lang w:val="pt_PT" w:bidi="pt_PT"/>
+        </w:rPr>
         <w:t>"nós, os que estivermos vivos no dia da vinda do Senhor".</w:t>
       </w:r>
     </w:p>
@@ -43813,6 +44413,21 @@
           <w:b/>
           <w:lang w:val="pt_PT" w:bidi="pt_PT"/>
         </w:rPr>
+        <w:t>τοὺς κοιμηθέντας</w:t>
+      </w:r>
+    </w:p>
+    <w:p>
+      <w:pPr/>
+      <w:r>
+        <w:rPr>
+          <w:lang w:val="pt_PT" w:bidi="pt_PT"/>
+        </w:rPr>
+      </w:r>
+      <w:r>
+        <w:rPr>
+          <w:b/>
+          <w:lang w:val="pt_PT" w:bidi="pt_PT"/>
+        </w:rPr>
         <w:t>"daqueles que já morreram".</w:t>
       </w:r>
     </w:p>
@@ -45379,6 +45994,21 @@
           <w:b/>
           <w:lang w:val="pt_PT" w:bidi="pt_PT"/>
         </w:rPr>
+        <w:t>ἡμεῖς οἱ ζῶντες, οἱ περιλειπόμενοι ἅμα σὺν αὐτοῖς, ἁρπαγησόμεθα</w:t>
+      </w:r>
+    </w:p>
+    <w:p>
+      <w:pPr/>
+      <w:r>
+        <w:rPr>
+          <w:lang w:val="pt_PT" w:bidi="pt_PT"/>
+        </w:rPr>
+      </w:r>
+      <w:r>
+        <w:rPr>
+          <w:b/>
+          <w:lang w:val="pt_PT" w:bidi="pt_PT"/>
+        </w:rPr>
         <w:t>"nós, os que estivermos vivos, seremos levados nas nuvens, junto com eles".</w:t>
       </w:r>
     </w:p>
@@ -47730,6 +48360,21 @@
           <w:b/>
           <w:lang w:val="pt_PT" w:bidi="pt_PT"/>
         </w:rPr>
+        <w:t>ὅταν λέγωσιν, εἰρήνη καὶ ἀσφάλεια, τότε αἰφνίδιος αὐτοῖς ἐφίσταται ὄλεθρος</w:t>
+      </w:r>
+    </w:p>
+    <w:p>
+      <w:pPr/>
+      <w:r>
+        <w:rPr>
+          <w:lang w:val="pt_PT" w:bidi="pt_PT"/>
+        </w:rPr>
+      </w:r>
+      <w:r>
+        <w:rPr>
+          <w:b/>
+          <w:lang w:val="pt_PT" w:bidi="pt_PT"/>
+        </w:rPr>
         <w:t>"Quando as pessoas começarem a dizer: 'Tudo está calmo e seguro', então é que, de repente, a destruição cairá sobre elas".</w:t>
       </w:r>
     </w:p>
@@ -47963,6 +48608,21 @@
           <w:b/>
           <w:lang w:val="pt_PT" w:bidi="pt_PT"/>
         </w:rPr>
+        <w:t>λέγωσιν, εἰρήνη καὶ ἀσφάλεια, τότε</w:t>
+      </w:r>
+    </w:p>
+    <w:p>
+      <w:pPr/>
+      <w:r>
+        <w:rPr>
+          <w:lang w:val="pt_PT" w:bidi="pt_PT"/>
+        </w:rPr>
+      </w:r>
+      <w:r>
+        <w:rPr>
+          <w:b/>
+          <w:lang w:val="pt_PT" w:bidi="pt_PT"/>
+        </w:rPr>
         <w:t>"Quando as pessoas começarem a dizer: “Tudo está calmo e seguro", então".</w:t>
       </w:r>
     </w:p>
@@ -48046,6 +48706,21 @@
           <w:b/>
           <w:lang w:val="pt_PT" w:bidi="pt_PT"/>
         </w:rPr>
+        <w:t>λέγωσιν &amp; αὐτοῖς &amp; οὐ μὴ ἐκφύγωσιν</w:t>
+      </w:r>
+    </w:p>
+    <w:p>
+      <w:pPr/>
+      <w:r>
+        <w:rPr>
+          <w:lang w:val="pt_PT" w:bidi="pt_PT"/>
+        </w:rPr>
+      </w:r>
+      <w:r>
+        <w:rPr>
+          <w:b/>
+          <w:lang w:val="pt_PT" w:bidi="pt_PT"/>
+        </w:rPr>
         <w:t>"as pessoas começaram a dizer"</w:t>
       </w:r>
       <w:r>
@@ -48280,6 +48955,21 @@
           <w:b/>
           <w:lang w:val="pt_PT" w:bidi="pt_PT"/>
         </w:rPr>
+        <w:t>αἰφνίδιος αὐτοῖς ἐφίσταται ὄλεθρος, ὥσπερ ἡ ὠδὶν τῇ</w:t>
+      </w:r>
+    </w:p>
+    <w:p>
+      <w:pPr/>
+      <w:r>
+        <w:rPr>
+          <w:lang w:val="pt_PT" w:bidi="pt_PT"/>
+        </w:rPr>
+      </w:r>
+      <w:r>
+        <w:rPr>
+          <w:b/>
+          <w:lang w:val="pt_PT" w:bidi="pt_PT"/>
+        </w:rPr>
         <w:t>"</w:t>
       </w:r>
       <w:r>
@@ -48500,6 +49190,21 @@
         <w:rPr>
           <w:lang w:val="pt_PT" w:bidi="pt_PT"/>
         </w:rPr>
+      </w:r>
+    </w:p>
+    <w:p>
+      <w:pPr/>
+      <w:r>
+        <w:rPr>
+          <w:lang w:val="pt_PT" w:bidi="pt_PT"/>
+        </w:rPr>
+      </w:r>
+      <w:r>
+        <w:rPr>
+          <w:b/>
+          <w:lang w:val="pt_PT" w:bidi="pt_PT"/>
+        </w:rPr>
+        <w:t>ὥσπερ ἡ ὠδὶν τῇ ἐν γαστρὶ ἐχούσῃ; καὶ οὐ μὴ ἐκφύγωσιν</w:t>
       </w:r>
     </w:p>
     <w:p>
@@ -51207,6 +51912,21 @@
           <w:b/>
           <w:lang w:val="pt_PT" w:bidi="pt_PT"/>
         </w:rPr>
+        <w:t>μὴ καθεύδωμεν &amp; γρηγορῶμεν</w:t>
+      </w:r>
+    </w:p>
+    <w:p>
+      <w:pPr/>
+      <w:r>
+        <w:rPr>
+          <w:lang w:val="pt_PT" w:bidi="pt_PT"/>
+        </w:rPr>
+      </w:r>
+      <w:r>
+        <w:rPr>
+          <w:b/>
+          <w:lang w:val="pt_PT" w:bidi="pt_PT"/>
+        </w:rPr>
         <w:t>"não vamos ficar dormindo"</w:t>
       </w:r>
       <w:r>
@@ -51864,6 +52584,21 @@
           <w:b/>
           <w:lang w:val="pt_PT" w:bidi="pt_PT"/>
         </w:rPr>
+        <w:t>οἱ &amp; καθεύδοντες, νυκτὸς καθεύδουσιν; καὶ οἱ μεθυσκόμενοι, νυκτὸς μεθύουσιν</w:t>
+      </w:r>
+    </w:p>
+    <w:p>
+      <w:pPr/>
+      <w:r>
+        <w:rPr>
+          <w:lang w:val="pt_PT" w:bidi="pt_PT"/>
+        </w:rPr>
+      </w:r>
+      <w:r>
+        <w:rPr>
+          <w:b/>
+          <w:lang w:val="pt_PT" w:bidi="pt_PT"/>
+        </w:rPr>
         <w:t>"</w:t>
       </w:r>
       <w:r>
@@ -53015,6 +53750,21 @@
           <w:b/>
           <w:lang w:val="pt_PT" w:bidi="pt_PT"/>
         </w:rPr>
+        <w:t>θώρακα πίστεως καὶ ἀγάπης, καὶ περικεφαλαίαν, ἐλπίδα σωτηρίας</w:t>
+      </w:r>
+    </w:p>
+    <w:p>
+      <w:pPr/>
+      <w:r>
+        <w:rPr>
+          <w:lang w:val="pt_PT" w:bidi="pt_PT"/>
+        </w:rPr>
+      </w:r>
+      <w:r>
+        <w:rPr>
+          <w:b/>
+          <w:lang w:val="pt_PT" w:bidi="pt_PT"/>
+        </w:rPr>
         <w:t>"</w:t>
       </w:r>
       <w:r>
@@ -54267,6 +55017,21 @@
           <w:b/>
           <w:lang w:val="pt_PT" w:bidi="pt_PT"/>
         </w:rPr>
+        <w:t>εἰς περιποίησιν σωτηρίας</w:t>
+      </w:r>
+    </w:p>
+    <w:p>
+      <w:pPr/>
+      <w:r>
+        <w:rPr>
+          <w:lang w:val="pt_PT" w:bidi="pt_PT"/>
+        </w:rPr>
+      </w:r>
+      <w:r>
+        <w:rPr>
+          <w:b/>
+          <w:lang w:val="pt_PT" w:bidi="pt_PT"/>
+        </w:rPr>
         <w:t>"para dar a salvação".</w:t>
       </w:r>
     </w:p>
@@ -54474,6 +55239,21 @@
           <w:b/>
           <w:lang w:val="pt_PT" w:bidi="pt_PT"/>
         </w:rPr>
+        <w:t>ἡμῶν &amp; γρηγορῶμεν &amp; ζήσωμεν</w:t>
+      </w:r>
+    </w:p>
+    <w:p>
+      <w:pPr/>
+      <w:r>
+        <w:rPr>
+          <w:lang w:val="pt_PT" w:bidi="pt_PT"/>
+        </w:rPr>
+      </w:r>
+      <w:r>
+        <w:rPr>
+          <w:b/>
+          <w:lang w:val="pt_PT" w:bidi="pt_PT"/>
+        </w:rPr>
         <w:t>"nós"</w:t>
       </w:r>
       <w:r>
@@ -55610,6 +56390,21 @@
           <w:b/>
           <w:lang w:val="pt_PT" w:bidi="pt_PT"/>
         </w:rPr>
+        <w:t>τοὺς κοπιῶντας ἐν ὑμῖν, καὶ προϊσταμένους ὑμῶν ἐν Κυρίῳ, καὶ νουθετοῦντας ὑμᾶς</w:t>
+      </w:r>
+    </w:p>
+    <w:p>
+      <w:pPr/>
+      <w:r>
+        <w:rPr>
+          <w:lang w:val="pt_PT" w:bidi="pt_PT"/>
+        </w:rPr>
+      </w:r>
+      <w:r>
+        <w:rPr>
+          <w:b/>
+          <w:lang w:val="pt_PT" w:bidi="pt_PT"/>
+        </w:rPr>
         <w:t>"</w:t>
       </w:r>
       <w:r>
@@ -55707,6 +56502,21 @@
           <w:b/>
           <w:lang w:val="pt_PT" w:bidi="pt_PT"/>
         </w:rPr>
+        <w:t>τοὺς κοπιῶντας ἐν ὑμῖν, καὶ προϊσταμένους ὑμῶν ἐν Κυρίῳ, καὶ νουθετοῦντας ὑμᾶς</w:t>
+      </w:r>
+    </w:p>
+    <w:p>
+      <w:pPr/>
+      <w:r>
+        <w:rPr>
+          <w:lang w:val="pt_PT" w:bidi="pt_PT"/>
+        </w:rPr>
+      </w:r>
+      <w:r>
+        <w:rPr>
+          <w:b/>
+          <w:lang w:val="pt_PT" w:bidi="pt_PT"/>
+        </w:rPr>
         <w:t>"</w:t>
       </w:r>
       <w:r>
@@ -55993,6 +56803,21 @@
           <w:b/>
           <w:lang w:val="pt_PT" w:bidi="pt_PT"/>
         </w:rPr>
+        <w:t>καὶ ἡγεῖσθαι αὐτοὺς ὑπέρἐκπερισσοῦ ἐν ἀγάπῃ, διὰ τὸ ἔργον αὐτῶν</w:t>
+      </w:r>
+    </w:p>
+    <w:p>
+      <w:pPr/>
+      <w:r>
+        <w:rPr>
+          <w:lang w:val="pt_PT" w:bidi="pt_PT"/>
+        </w:rPr>
+      </w:r>
+      <w:r>
+        <w:rPr>
+          <w:b/>
+          <w:lang w:val="pt_PT" w:bidi="pt_PT"/>
+        </w:rPr>
         <w:t>"</w:t>
       </w:r>
       <w:r>
@@ -56671,6 +57496,21 @@
         <w:rPr>
           <w:lang w:val="pt_PT" w:bidi="pt_PT"/>
         </w:rPr>
+      </w:r>
+    </w:p>
+    <w:p>
+      <w:pPr/>
+      <w:r>
+        <w:rPr>
+          <w:lang w:val="pt_PT" w:bidi="pt_PT"/>
+        </w:rPr>
+      </w:r>
+      <w:r>
+        <w:rPr>
+          <w:b/>
+          <w:lang w:val="pt_PT" w:bidi="pt_PT"/>
+        </w:rPr>
+        <w:t>νουθετεῖτε τοὺς ἀτάκτους, παραμυθεῖσθε τοὺς ὀλιγοψύχους, ἀντέχεσθε τῶν ἀσθενῶν, μακροθυμεῖτε πρὸς πάντας</w:t>
       </w:r>
     </w:p>
     <w:p>
@@ -59836,6 +60676,21 @@
           <w:b/>
           <w:lang w:val="pt_PT" w:bidi="pt_PT"/>
         </w:rPr>
+        <w:t>αὐτὸς &amp; ὁ Θεὸς τῆς εἰρήνης ἁγιάσαι ὑμᾶς ὁλοτελεῖς, καὶ ὁλόκληρον ὑμῶν τὸ πνεῦμα, καὶ ἡ ψυχὴ, καὶ τὸ σῶμα, ἀμέμπτως ἐν τῇ παρουσίᾳ τοῦ Κυρίου ἡμῶν, Ἰησοῦ Χριστοῦ, τηρηθείη</w:t>
+      </w:r>
+    </w:p>
+    <w:p>
+      <w:pPr/>
+      <w:r>
+        <w:rPr>
+          <w:lang w:val="pt_PT" w:bidi="pt_PT"/>
+        </w:rPr>
+      </w:r>
+      <w:r>
+        <w:rPr>
+          <w:b/>
+          <w:lang w:val="pt_PT" w:bidi="pt_PT"/>
+        </w:rPr>
         <w:t>"</w:t>
       </w:r>
       <w:r>
@@ -60536,6 +61391,21 @@
           <w:b/>
           <w:lang w:val="pt_PT" w:bidi="pt_PT"/>
         </w:rPr>
+        <w:t>ὁλόκληρον ὑμῶν τὸ πνεῦμα, καὶ ἡ ψυχὴ, καὶ τὸ σῶμα, ἀμέμπτως &amp; τηρηθείη</w:t>
+      </w:r>
+    </w:p>
+    <w:p>
+      <w:pPr/>
+      <w:r>
+        <w:rPr>
+          <w:lang w:val="pt_PT" w:bidi="pt_PT"/>
+        </w:rPr>
+      </w:r>
+      <w:r>
+        <w:rPr>
+          <w:b/>
+          <w:lang w:val="pt_PT" w:bidi="pt_PT"/>
+        </w:rPr>
         <w:t>"q</w:t>
       </w:r>
       <w:r>
@@ -61266,6 +62136,21 @@
           <w:b/>
           <w:lang w:val="pt_PT" w:bidi="pt_PT"/>
         </w:rPr>
+        <w:t>πιστὸς ὁ καλῶν ὑμᾶς, ὃς καὶ ποιήσει</w:t>
+      </w:r>
+    </w:p>
+    <w:p>
+      <w:pPr/>
+      <w:r>
+        <w:rPr>
+          <w:lang w:val="pt_PT" w:bidi="pt_PT"/>
+        </w:rPr>
+      </w:r>
+      <w:r>
+        <w:rPr>
+          <w:b/>
+          <w:lang w:val="pt_PT" w:bidi="pt_PT"/>
+        </w:rPr>
         <w:t>"</w:t>
       </w:r>
       <w:r>
@@ -62491,6 +63376,21 @@
         <w:rPr>
           <w:lang w:val="pt_PT" w:bidi="pt_PT"/>
         </w:rPr>
+      </w:r>
+    </w:p>
+    <w:p>
+      <w:pPr/>
+      <w:r>
+        <w:rPr>
+          <w:lang w:val="pt_PT" w:bidi="pt_PT"/>
+        </w:rPr>
+      </w:r>
+      <w:r>
+        <w:rPr>
+          <w:b/>
+          <w:lang w:val="pt_PT" w:bidi="pt_PT"/>
+        </w:rPr>
+        <w:t>ἡ χάρις τοῦ Κυρίου ἡμῶν, Ἰησοῦ Χριστοῦ, μεθ’ ὑμῶν</w:t>
       </w:r>
     </w:p>
     <w:p>
